--- a/media/F2111/form_template/dg/动态硬件和固件项.docx
+++ b/media/F2111/form_template/dg/动态硬件和固件项.docx
@@ -782,183 +782,187 @@
     </w:p>
     <w:p>
       <w:pPr>
-        <w:pStyle w:val="a7"/>
-        <w:wordWrap w:val="0"/>
-        <w:spacing w:line="360" w:lineRule="auto"/>
-        <w:rPr>
+        <w:pStyle w:val="RC"/>
+        <w:adjustRightInd w:val="0"/>
+        <w:rPr>
+          <w:rFonts w:ascii="宋体" w:eastAsia="宋体" w:hAnsi="宋体" w:cs="Times New Roman" w:hint="eastAsia"/>
+        </w:rPr>
+      </w:pPr>
+      <w:r>
+        <w:rPr>
+          <w:rFonts w:ascii="宋体" w:eastAsia="宋体" w:hAnsi="宋体" w:hint="eastAsia"/>
           <w:snapToGrid w:val="0"/>
-          <w:sz w:val="24"/>
-          <w:szCs w:val="24"/>
-        </w:rPr>
-      </w:pPr>
-      <w:r>
-        <w:rPr>
-          <w:rFonts w:hint="eastAsia"/>
+          <w:szCs w:val="24"/>
+        </w:rPr>
+        <w:t>动态测评</w:t>
+      </w:r>
+      <w:r>
+        <w:rPr>
+          <w:rFonts w:ascii="宋体" w:eastAsia="宋体" w:hAnsi="宋体"/>
           <w:snapToGrid w:val="0"/>
-          <w:sz w:val="24"/>
-          <w:szCs w:val="24"/>
-        </w:rPr>
-        <w:t>动态</w:t>
-      </w:r>
-      <w:r>
-        <w:rPr>
-          <w:snapToGrid w:val="0"/>
-          <w:sz w:val="24"/>
-          <w:szCs w:val="24"/>
-        </w:rPr>
-        <w:t>测评</w:t>
-      </w:r>
-      <w:r>
-        <w:rPr>
-          <w:snapToGrid w:val="0"/>
-          <w:sz w:val="24"/>
-          <w:szCs w:val="24"/>
-        </w:rPr>
-        <w:t>环境使用的硬件和固件项见下表。</w:t>
+          <w:szCs w:val="24"/>
+        </w:rPr>
+        <w:t>环境使用的硬件和固件项见下表</w:t>
+      </w:r>
+      <w:r>
+        <w:rPr>
+          <w:rFonts w:ascii="宋体" w:eastAsia="宋体" w:hAnsi="宋体" w:cs="Times New Roman"/>
+        </w:rPr>
+        <w:t>。</w:t>
       </w:r>
     </w:p>
     <w:p>
       <w:pPr>
-        <w:pStyle w:val="a9"/>
-        <w:tabs>
-          <w:tab w:val="clear" w:pos="3520"/>
-          <w:tab w:val="left" w:pos="454"/>
-          <w:tab w:val="left" w:pos="3260"/>
-        </w:tabs>
-        <w:wordWrap w:val="0"/>
-        <w:spacing w:before="0" w:beforeAutospacing="0" w:after="0" w:afterAutospacing="0" w:line="360" w:lineRule="auto"/>
-        <w:ind w:left="0"/>
-        <w:rPr>
-          <w:rFonts w:ascii="Times New Roman" w:eastAsia="黑体" w:hAnsi="Times New Roman"/>
-          <w:b w:val="0"/>
-        </w:rPr>
-      </w:pPr>
-      <w:r>
-        <w:rPr>
-          <w:rFonts w:ascii="Times New Roman" w:eastAsia="黑体" w:hAnsi="Times New Roman"/>
-          <w:b w:val="0"/>
+        <w:spacing w:line="360" w:lineRule="auto"/>
+        <w:jc w:val="center"/>
+        <w:rPr>
+          <w:rFonts w:eastAsia="黑体"/>
+          <w:sz w:val="21"/>
+          <w:szCs w:val="21"/>
+        </w:rPr>
+      </w:pPr>
+      <w:r>
+        <w:rPr>
+          <w:rFonts w:eastAsia="黑体"/>
+          <w:sz w:val="21"/>
+          <w:szCs w:val="21"/>
         </w:rPr>
         <w:t>表</w:t>
       </w:r>
       <w:r>
         <w:rPr>
-          <w:rFonts w:ascii="Times New Roman" w:eastAsia="黑体" w:hAnsi="Times New Roman"/>
-          <w:b w:val="0"/>
+          <w:rFonts w:eastAsia="黑体"/>
+          <w:sz w:val="21"/>
+          <w:szCs w:val="21"/>
         </w:rPr>
         <w:fldChar w:fldCharType="begin"/>
       </w:r>
       <w:r>
         <w:rPr>
-          <w:rFonts w:ascii="Times New Roman" w:eastAsia="黑体" w:hAnsi="Times New Roman"/>
-          <w:b w:val="0"/>
+          <w:rFonts w:eastAsia="黑体"/>
+          <w:sz w:val="21"/>
+          <w:szCs w:val="21"/>
         </w:rPr>
         <w:instrText xml:space="preserve"> STYLEREF 1 \s </w:instrText>
       </w:r>
       <w:r>
         <w:rPr>
-          <w:rFonts w:ascii="Times New Roman" w:eastAsia="黑体" w:hAnsi="Times New Roman"/>
-          <w:b w:val="0"/>
+          <w:rFonts w:eastAsia="黑体"/>
+          <w:sz w:val="21"/>
+          <w:szCs w:val="21"/>
         </w:rPr>
         <w:fldChar w:fldCharType="separate"/>
       </w:r>
       <w:r>
         <w:rPr>
-          <w:rFonts w:ascii="Times New Roman" w:eastAsia="黑体" w:hAnsi="Times New Roman"/>
-          <w:b w:val="0"/>
+          <w:rFonts w:eastAsia="黑体"/>
           <w:noProof/>
+          <w:sz w:val="21"/>
+          <w:szCs w:val="21"/>
         </w:rPr>
         <w:t>5</w:t>
       </w:r>
       <w:r>
         <w:rPr>
-          <w:rFonts w:ascii="Times New Roman" w:eastAsia="黑体" w:hAnsi="Times New Roman"/>
-          <w:b w:val="0"/>
+          <w:rFonts w:eastAsia="黑体"/>
+          <w:sz w:val="21"/>
+          <w:szCs w:val="21"/>
         </w:rPr>
         <w:fldChar w:fldCharType="end"/>
       </w:r>
       <w:r>
         <w:rPr>
-          <w:rFonts w:ascii="Times New Roman" w:eastAsia="黑体" w:hAnsi="Times New Roman"/>
-          <w:b w:val="0"/>
+          <w:rFonts w:eastAsia="黑体"/>
+          <w:sz w:val="21"/>
+          <w:szCs w:val="21"/>
         </w:rPr>
         <w:noBreakHyphen/>
       </w:r>
       <w:r>
         <w:rPr>
-          <w:rFonts w:ascii="Times New Roman" w:eastAsia="黑体" w:hAnsi="Times New Roman"/>
-          <w:b w:val="0"/>
+          <w:rFonts w:eastAsia="黑体"/>
+          <w:sz w:val="21"/>
+          <w:szCs w:val="21"/>
         </w:rPr>
         <w:fldChar w:fldCharType="begin"/>
       </w:r>
       <w:r>
         <w:rPr>
-          <w:rFonts w:ascii="Times New Roman" w:eastAsia="黑体" w:hAnsi="Times New Roman"/>
-          <w:b w:val="0"/>
+          <w:rFonts w:eastAsia="黑体"/>
+          <w:sz w:val="21"/>
+          <w:szCs w:val="21"/>
         </w:rPr>
         <w:instrText xml:space="preserve"> SEQ </w:instrText>
       </w:r>
       <w:r>
         <w:rPr>
-          <w:rFonts w:ascii="Times New Roman" w:eastAsia="黑体" w:hAnsi="Times New Roman"/>
-          <w:b w:val="0"/>
+          <w:rFonts w:eastAsia="黑体"/>
+          <w:sz w:val="21"/>
+          <w:szCs w:val="21"/>
         </w:rPr>
         <w:instrText>表</w:instrText>
       </w:r>
       <w:r>
         <w:rPr>
-          <w:rFonts w:ascii="Times New Roman" w:eastAsia="黑体" w:hAnsi="Times New Roman"/>
-          <w:b w:val="0"/>
+          <w:rFonts w:eastAsia="黑体"/>
+          <w:sz w:val="21"/>
+          <w:szCs w:val="21"/>
         </w:rPr>
         <w:instrText xml:space="preserve"> \* ARABIC \s 1 </w:instrText>
       </w:r>
       <w:r>
         <w:rPr>
-          <w:rFonts w:ascii="Times New Roman" w:eastAsia="黑体" w:hAnsi="Times New Roman"/>
-          <w:b w:val="0"/>
+          <w:rFonts w:eastAsia="黑体"/>
+          <w:sz w:val="21"/>
+          <w:szCs w:val="21"/>
         </w:rPr>
         <w:fldChar w:fldCharType="separate"/>
       </w:r>
       <w:r>
         <w:rPr>
-          <w:rFonts w:ascii="Times New Roman" w:eastAsia="黑体" w:hAnsi="Times New Roman"/>
-          <w:b w:val="0"/>
+          <w:rFonts w:eastAsia="黑体"/>
           <w:noProof/>
-        </w:rPr>
-        <w:t>5</w:t>
-      </w:r>
-      <w:r>
-        <w:rPr>
-          <w:rFonts w:ascii="Times New Roman" w:eastAsia="黑体" w:hAnsi="Times New Roman"/>
-          <w:b w:val="0"/>
+          <w:sz w:val="21"/>
+          <w:szCs w:val="21"/>
+        </w:rPr>
+        <w:t>14</w:t>
+      </w:r>
+      <w:r>
+        <w:rPr>
+          <w:rFonts w:eastAsia="黑体"/>
+          <w:sz w:val="21"/>
+          <w:szCs w:val="21"/>
         </w:rPr>
         <w:fldChar w:fldCharType="end"/>
       </w:r>
       <w:r>
         <w:rPr>
-          <w:rFonts w:ascii="Times New Roman" w:eastAsia="黑体" w:hAnsi="Times New Roman"/>
-          <w:b w:val="0"/>
-        </w:rPr>
-        <w:t xml:space="preserve"> </w:t>
-      </w:r>
-      <w:r>
-        <w:rPr>
-          <w:rFonts w:ascii="Times New Roman" w:eastAsia="黑体" w:hAnsi="Times New Roman" w:hint="eastAsia"/>
-          <w:b w:val="0"/>
-        </w:rPr>
-        <w:t>动态</w:t>
-      </w:r>
-      <w:r>
-        <w:rPr>
-          <w:rFonts w:ascii="Times New Roman" w:eastAsia="黑体" w:hAnsi="Times New Roman"/>
-          <w:b w:val="0"/>
-        </w:rPr>
-        <w:t>测评环境硬件和固件项</w:t>
+          <w:rFonts w:eastAsia="黑体" w:hint="eastAsia"/>
+          <w:sz w:val="21"/>
+          <w:szCs w:val="21"/>
+        </w:rPr>
+        <w:t>动</w:t>
+      </w:r>
+      <w:r>
+        <w:rPr>
+          <w:rFonts w:eastAsia="黑体" w:hint="eastAsia"/>
+          <w:sz w:val="21"/>
+          <w:szCs w:val="21"/>
+        </w:rPr>
+        <w:t>态测评</w:t>
+      </w:r>
+      <w:r>
+        <w:rPr>
+          <w:rFonts w:eastAsia="黑体" w:hint="eastAsia"/>
+          <w:sz w:val="21"/>
+          <w:szCs w:val="21"/>
+        </w:rPr>
+        <w:t>环境硬件和固件项</w:t>
       </w:r>
     </w:p>
     <w:tbl>
       <w:tblPr>
-        <w:tblW w:w="9052" w:type="dxa"/>
-        <w:jc w:val="center"/>
+        <w:tblW w:w="5000" w:type="pct"/>
         <w:tblBorders>
           <w:top w:val="single" w:sz="12" w:space="0" w:color="auto"/>
           <w:left w:val="single" w:sz="12" w:space="0" w:color="auto"/>
@@ -967,37 +971,187 @@
           <w:insideH w:val="single" w:sz="6" w:space="0" w:color="auto"/>
           <w:insideV w:val="single" w:sz="6" w:space="0" w:color="auto"/>
         </w:tblBorders>
-        <w:tblLayout w:type="fixed"/>
         <w:tblLook w:val="0000" w:firstRow="0" w:lastRow="0" w:firstColumn="0" w:lastColumn="0" w:noHBand="0" w:noVBand="0"/>
       </w:tblPr>
       <w:tblGrid>
-        <w:gridCol w:w="588"/>
-        <w:gridCol w:w="1253"/>
-        <w:gridCol w:w="1985"/>
-        <w:gridCol w:w="1100"/>
-        <w:gridCol w:w="1310"/>
-        <w:gridCol w:w="1134"/>
-        <w:gridCol w:w="1682"/>
+        <w:gridCol w:w="426"/>
+        <w:gridCol w:w="1087"/>
+        <w:gridCol w:w="1591"/>
+        <w:gridCol w:w="1255"/>
+        <w:gridCol w:w="1364"/>
+        <w:gridCol w:w="1278"/>
+        <w:gridCol w:w="1275"/>
       </w:tblGrid>
       <w:tr>
         <w:trPr>
-          <w:trHeight w:val="397"/>
-          <w:tblHeader/>
-          <w:jc w:val="center"/>
+          <w:trHeight w:val="340"/>
         </w:trPr>
         <w:tc>
           <w:tcPr>
-            <w:tcW w:w="588" w:type="dxa"/>
-            <w:vAlign w:val="center"/>
-          </w:tcPr>
-          <w:p>
-            <w:pPr>
-              <w:wordWrap w:val="0"/>
+            <w:tcW w:w="257" w:type="pct"/>
+            <w:vAlign w:val="center"/>
+          </w:tcPr>
+          <w:p>
+            <w:pPr>
+              <w:tabs>
+                <w:tab w:val="left" w:pos="6706"/>
+              </w:tabs>
+              <w:spacing w:line="240" w:lineRule="auto"/>
+              <w:jc w:val="center"/>
+              <w:rPr>
+                <w:rFonts w:eastAsia="黑体"/>
+                <w:sz w:val="21"/>
+                <w:szCs w:val="21"/>
+              </w:rPr>
+            </w:pPr>
+            <w:r>
+              <w:rPr>
+                <w:rFonts w:ascii="黑体" w:eastAsia="黑体" w:hAnsi="黑体"/>
+                <w:bCs/>
+                <w:snapToGrid w:val="0"/>
+                <w:sz w:val="21"/>
+                <w:szCs w:val="21"/>
+              </w:rPr>
+              <w:t>序号</w:t>
+            </w:r>
+          </w:p>
+        </w:tc>
+        <w:tc>
+          <w:tcPr>
+            <w:tcW w:w="657" w:type="pct"/>
+            <w:vAlign w:val="center"/>
+          </w:tcPr>
+          <w:p>
+            <w:pPr>
+              <w:tabs>
+                <w:tab w:val="left" w:pos="6706"/>
+              </w:tabs>
+              <w:spacing w:line="240" w:lineRule="auto"/>
+              <w:jc w:val="center"/>
+              <w:rPr>
+                <w:rFonts w:eastAsia="黑体"/>
+                <w:sz w:val="21"/>
+                <w:szCs w:val="21"/>
+              </w:rPr>
+            </w:pPr>
+            <w:r>
+              <w:rPr>
+                <w:rFonts w:ascii="黑体" w:eastAsia="黑体" w:hAnsi="黑体"/>
+                <w:bCs/>
+                <w:snapToGrid w:val="0"/>
+                <w:sz w:val="21"/>
+                <w:szCs w:val="21"/>
+              </w:rPr>
+              <w:t>硬件或固件项名称</w:t>
+            </w:r>
+          </w:p>
+        </w:tc>
+        <w:tc>
+          <w:tcPr>
+            <w:tcW w:w="961" w:type="pct"/>
+            <w:vAlign w:val="center"/>
+          </w:tcPr>
+          <w:p>
+            <w:pPr>
+              <w:tabs>
+                <w:tab w:val="left" w:pos="6706"/>
+              </w:tabs>
+              <w:spacing w:line="240" w:lineRule="auto"/>
+              <w:jc w:val="center"/>
+              <w:rPr>
+                <w:rFonts w:eastAsia="黑体"/>
+                <w:sz w:val="21"/>
+                <w:szCs w:val="21"/>
+              </w:rPr>
+            </w:pPr>
+            <w:r>
+              <w:rPr>
+                <w:rFonts w:ascii="黑体" w:eastAsia="黑体" w:hAnsi="黑体"/>
+                <w:bCs/>
+                <w:snapToGrid w:val="0"/>
+                <w:sz w:val="21"/>
+                <w:szCs w:val="21"/>
+              </w:rPr>
+              <w:t>配置信息</w:t>
+            </w:r>
+          </w:p>
+        </w:tc>
+        <w:tc>
+          <w:tcPr>
+            <w:tcW w:w="758" w:type="pct"/>
+            <w:vAlign w:val="center"/>
+          </w:tcPr>
+          <w:p>
+            <w:pPr>
+              <w:tabs>
+                <w:tab w:val="left" w:pos="6706"/>
+              </w:tabs>
+              <w:spacing w:line="240" w:lineRule="auto"/>
+              <w:jc w:val="center"/>
+              <w:rPr>
+                <w:rFonts w:eastAsia="黑体"/>
+                <w:sz w:val="21"/>
+                <w:szCs w:val="21"/>
+              </w:rPr>
+            </w:pPr>
+            <w:r>
+              <w:rPr>
+                <w:rFonts w:ascii="黑体" w:eastAsia="黑体" w:hAnsi="黑体"/>
+                <w:bCs/>
+                <w:snapToGrid w:val="0"/>
+                <w:sz w:val="21"/>
+                <w:szCs w:val="21"/>
+              </w:rPr>
+              <w:t>设备标识</w:t>
+            </w:r>
+          </w:p>
+        </w:tc>
+        <w:tc>
+          <w:tcPr>
+            <w:tcW w:w="824" w:type="pct"/>
+            <w:vAlign w:val="center"/>
+          </w:tcPr>
+          <w:p>
+            <w:pPr>
+              <w:tabs>
+                <w:tab w:val="left" w:pos="6706"/>
+              </w:tabs>
+              <w:spacing w:line="240" w:lineRule="auto"/>
+              <w:jc w:val="center"/>
+              <w:rPr>
+                <w:rFonts w:eastAsia="黑体"/>
+                <w:sz w:val="21"/>
+                <w:szCs w:val="21"/>
+              </w:rPr>
+            </w:pPr>
+            <w:r>
+              <w:rPr>
+                <w:rFonts w:ascii="黑体" w:eastAsia="黑体" w:hAnsi="黑体"/>
+                <w:bCs/>
+                <w:snapToGrid w:val="0"/>
+                <w:sz w:val="21"/>
+                <w:szCs w:val="21"/>
+              </w:rPr>
+              <w:t>检定有效期</w:t>
+            </w:r>
+          </w:p>
+        </w:tc>
+        <w:tc>
+          <w:tcPr>
+            <w:tcW w:w="772" w:type="pct"/>
+            <w:vAlign w:val="center"/>
+          </w:tcPr>
+          <w:p>
+            <w:pPr>
+              <w:tabs>
+                <w:tab w:val="left" w:pos="6706"/>
+              </w:tabs>
               <w:spacing w:line="240" w:lineRule="auto"/>
               <w:jc w:val="center"/>
               <w:rPr>
                 <w:rFonts w:ascii="黑体" w:eastAsia="黑体" w:hAnsi="黑体" w:hint="eastAsia"/>
                 <w:bCs/>
+                <w:iCs/>
                 <w:snapToGrid w:val="0"/>
                 <w:sz w:val="21"/>
                 <w:szCs w:val="21"/>
@@ -1011,171 +1165,21 @@
                 <w:sz w:val="21"/>
                 <w:szCs w:val="21"/>
               </w:rPr>
-              <w:t>序号</w:t>
-            </w:r>
-          </w:p>
-        </w:tc>
-        <w:tc>
-          <w:tcPr>
-            <w:tcW w:w="1253" w:type="dxa"/>
-            <w:vAlign w:val="center"/>
-          </w:tcPr>
-          <w:p>
-            <w:pPr>
-              <w:wordWrap w:val="0"/>
-              <w:spacing w:line="240" w:lineRule="auto"/>
-              <w:jc w:val="center"/>
-              <w:rPr>
-                <w:rFonts w:ascii="黑体" w:eastAsia="黑体" w:hAnsi="黑体" w:hint="eastAsia"/>
-                <w:bCs/>
-                <w:snapToGrid w:val="0"/>
-                <w:sz w:val="21"/>
-                <w:szCs w:val="21"/>
-              </w:rPr>
-            </w:pPr>
-            <w:r>
-              <w:rPr>
-                <w:rFonts w:ascii="黑体" w:eastAsia="黑体" w:hAnsi="黑体"/>
-                <w:bCs/>
-                <w:snapToGrid w:val="0"/>
-                <w:sz w:val="21"/>
-                <w:szCs w:val="21"/>
-              </w:rPr>
-              <w:t>硬件或固件项名称</w:t>
-            </w:r>
-          </w:p>
-        </w:tc>
-        <w:tc>
-          <w:tcPr>
-            <w:tcW w:w="1985" w:type="dxa"/>
-            <w:vAlign w:val="center"/>
-          </w:tcPr>
-          <w:p>
-            <w:pPr>
-              <w:wordWrap w:val="0"/>
-              <w:spacing w:line="240" w:lineRule="auto"/>
-              <w:jc w:val="center"/>
-              <w:rPr>
-                <w:rFonts w:ascii="黑体" w:eastAsia="黑体" w:hAnsi="黑体" w:hint="eastAsia"/>
-                <w:bCs/>
-                <w:snapToGrid w:val="0"/>
-                <w:sz w:val="21"/>
-                <w:szCs w:val="21"/>
-              </w:rPr>
-            </w:pPr>
-            <w:r>
-              <w:rPr>
-                <w:rFonts w:ascii="黑体" w:eastAsia="黑体" w:hAnsi="黑体"/>
-                <w:bCs/>
-                <w:snapToGrid w:val="0"/>
-                <w:sz w:val="21"/>
-                <w:szCs w:val="21"/>
-              </w:rPr>
-              <w:t>配置信息</w:t>
-            </w:r>
-          </w:p>
-        </w:tc>
-        <w:tc>
-          <w:tcPr>
-            <w:tcW w:w="1100" w:type="dxa"/>
-            <w:vAlign w:val="center"/>
-          </w:tcPr>
-          <w:p>
-            <w:pPr>
-              <w:wordWrap w:val="0"/>
-              <w:spacing w:line="240" w:lineRule="auto"/>
-              <w:jc w:val="center"/>
-              <w:rPr>
-                <w:rFonts w:ascii="黑体" w:eastAsia="黑体" w:hAnsi="黑体" w:hint="eastAsia"/>
-                <w:bCs/>
-                <w:snapToGrid w:val="0"/>
-                <w:sz w:val="21"/>
-                <w:szCs w:val="21"/>
-              </w:rPr>
-            </w:pPr>
-            <w:r>
-              <w:rPr>
-                <w:rFonts w:ascii="黑体" w:eastAsia="黑体" w:hAnsi="黑体"/>
-                <w:bCs/>
-                <w:snapToGrid w:val="0"/>
-                <w:sz w:val="21"/>
-                <w:szCs w:val="21"/>
-              </w:rPr>
-              <w:t>设备标识</w:t>
-            </w:r>
-          </w:p>
-        </w:tc>
-        <w:tc>
-          <w:tcPr>
-            <w:tcW w:w="1310" w:type="dxa"/>
-            <w:vAlign w:val="center"/>
-          </w:tcPr>
-          <w:p>
-            <w:pPr>
-              <w:wordWrap w:val="0"/>
-              <w:spacing w:line="240" w:lineRule="auto"/>
-              <w:jc w:val="center"/>
-              <w:rPr>
-                <w:rFonts w:ascii="黑体" w:eastAsia="黑体" w:hAnsi="黑体" w:hint="eastAsia"/>
-                <w:bCs/>
-                <w:snapToGrid w:val="0"/>
-                <w:sz w:val="21"/>
-                <w:szCs w:val="21"/>
-              </w:rPr>
-            </w:pPr>
-            <w:r>
-              <w:rPr>
-                <w:rFonts w:ascii="黑体" w:eastAsia="黑体" w:hAnsi="黑体"/>
-                <w:bCs/>
-                <w:snapToGrid w:val="0"/>
-                <w:sz w:val="21"/>
-                <w:szCs w:val="21"/>
-              </w:rPr>
-              <w:t>检定有效期</w:t>
-            </w:r>
-          </w:p>
-        </w:tc>
-        <w:tc>
-          <w:tcPr>
-            <w:tcW w:w="1134" w:type="dxa"/>
-            <w:vAlign w:val="center"/>
-          </w:tcPr>
-          <w:p>
-            <w:pPr>
-              <w:wordWrap w:val="0"/>
-              <w:spacing w:line="240" w:lineRule="auto"/>
-              <w:ind w:leftChars="-20" w:left="-56" w:rightChars="-20" w:right="-56"/>
-              <w:jc w:val="center"/>
-              <w:rPr>
-                <w:rFonts w:ascii="黑体" w:eastAsia="黑体" w:hAnsi="黑体" w:hint="eastAsia"/>
-                <w:bCs/>
-                <w:snapToGrid w:val="0"/>
-                <w:sz w:val="21"/>
-                <w:szCs w:val="21"/>
-              </w:rPr>
-            </w:pPr>
-            <w:r>
-              <w:rPr>
-                <w:rFonts w:ascii="黑体" w:eastAsia="黑体" w:hAnsi="黑体"/>
-                <w:bCs/>
-                <w:snapToGrid w:val="0"/>
-                <w:sz w:val="21"/>
-                <w:szCs w:val="21"/>
-              </w:rPr>
               <w:t>提供单位</w:t>
             </w:r>
           </w:p>
         </w:tc>
         <w:tc>
           <w:tcPr>
-            <w:tcW w:w="1682" w:type="dxa"/>
-            <w:vAlign w:val="center"/>
-          </w:tcPr>
-          <w:p>
-            <w:pPr>
-              <w:wordWrap w:val="0"/>
-              <w:spacing w:line="240" w:lineRule="auto"/>
-              <w:ind w:leftChars="-20" w:left="-56" w:rightChars="-20" w:right="-56"/>
+            <w:tcW w:w="770" w:type="pct"/>
+            <w:vAlign w:val="center"/>
+          </w:tcPr>
+          <w:p>
+            <w:pPr>
+              <w:tabs>
+                <w:tab w:val="left" w:pos="6706"/>
+              </w:tabs>
+              <w:spacing w:line="240" w:lineRule="auto"/>
               <w:jc w:val="center"/>
               <w:rPr>
                 <w:rFonts w:ascii="黑体" w:eastAsia="黑体" w:hAnsi="黑体" w:hint="eastAsia"/>
@@ -1200,39 +1204,64 @@
       </w:tr>
       <w:tr>
         <w:trPr>
-          <w:trHeight w:val="309"/>
-          <w:jc w:val="center"/>
+          <w:trHeight w:val="340"/>
         </w:trPr>
         <w:tc>
           <w:tcPr>
-            <w:tcW w:w="588" w:type="dxa"/>
-            <w:vAlign w:val="center"/>
-          </w:tcPr>
-          <w:p>
-            <w:pPr>
+            <w:tcW w:w="257" w:type="pct"/>
+            <w:vAlign w:val="center"/>
+          </w:tcPr>
+          <w:p>
+            <w:pPr>
+              <w:pStyle w:val="ac"/>
               <w:numPr>
                 <w:ilvl w:val="0"/>
-                <w:numId w:val="3"/>
+                <w:numId w:val="5"/>
               </w:numPr>
-              <w:tabs>
-                <w:tab w:val="left" w:pos="240"/>
-                <w:tab w:val="left" w:pos="840"/>
-              </w:tabs>
-              <w:wordWrap w:val="0"/>
-              <w:spacing w:line="240" w:lineRule="auto"/>
-              <w:jc w:val="center"/>
-              <w:rPr>
-                <w:bCs/>
-                <w:snapToGrid w:val="0"/>
-                <w:sz w:val="21"/>
-                <w:szCs w:val="21"/>
-              </w:rPr>
-            </w:pPr>
-          </w:p>
-        </w:tc>
-        <w:tc>
-          <w:tcPr>
-            <w:tcW w:w="1253" w:type="dxa"/>
+              <w:spacing w:line="240" w:lineRule="auto"/>
+              <w:ind w:firstLineChars="0"/>
+              <w:rPr>
+                <w:rFonts w:hint="eastAsia"/>
+                <w:sz w:val="21"/>
+                <w:szCs w:val="21"/>
+              </w:rPr>
+            </w:pPr>
+          </w:p>
+        </w:tc>
+        <w:tc>
+          <w:tcPr>
+            <w:tcW w:w="657" w:type="pct"/>
+            <w:vAlign w:val="center"/>
+          </w:tcPr>
+          <w:p>
+            <w:pPr>
+              <w:spacing w:line="240" w:lineRule="auto"/>
+              <w:rPr>
+                <w:sz w:val="21"/>
+                <w:szCs w:val="21"/>
+              </w:rPr>
+            </w:pPr>
+            <w:r>
+              <w:rPr>
+                <w:snapToGrid w:val="0"/>
+                <w:sz w:val="21"/>
+                <w:szCs w:val="21"/>
+              </w:rPr>
+              <w:t>XX</w:t>
+            </w:r>
+            <w:r>
+              <w:rPr>
+                <w:snapToGrid w:val="0"/>
+                <w:sz w:val="21"/>
+                <w:szCs w:val="21"/>
+              </w:rPr>
+              <w:t>设备（含被测软件）</w:t>
+            </w:r>
+          </w:p>
+        </w:tc>
+        <w:tc>
+          <w:tcPr>
+            <w:tcW w:w="961" w:type="pct"/>
             <w:vAlign w:val="center"/>
           </w:tcPr>
           <w:p>
@@ -1246,9 +1275,16 @@
                 <w:snapToGrid w:val="0"/>
                 <w:sz w:val="21"/>
                 <w:szCs w:val="21"/>
-                <w:lang w:val="fr-FR"/>
-              </w:rPr>
-            </w:pPr>
+              </w:rPr>
+            </w:pPr>
+            <w:r>
+              <w:rPr>
+                <w:snapToGrid w:val="0"/>
+                <w:sz w:val="21"/>
+                <w:szCs w:val="21"/>
+              </w:rPr>
+              <w:t>设备型号：</w:t>
+            </w:r>
             <w:r>
               <w:rPr>
                 <w:snapToGrid w:val="0"/>
@@ -1257,21 +1293,7 @@
               </w:rPr>
               <w:t>XX</w:t>
             </w:r>
-            <w:r>
-              <w:rPr>
-                <w:snapToGrid w:val="0"/>
-                <w:sz w:val="21"/>
-                <w:szCs w:val="21"/>
-              </w:rPr>
-              <w:t>设备（含被测软件）</w:t>
-            </w:r>
-          </w:p>
-        </w:tc>
-        <w:tc>
-          <w:tcPr>
-            <w:tcW w:w="1985" w:type="dxa"/>
-            <w:vAlign w:val="center"/>
-          </w:tcPr>
+          </w:p>
           <w:p>
             <w:pPr>
               <w:pStyle w:val="TableParagraph"/>
@@ -1291,7 +1313,7 @@
                 <w:sz w:val="21"/>
                 <w:szCs w:val="21"/>
               </w:rPr>
-              <w:t>设备型号：</w:t>
+              <w:t>设备配置：</w:t>
             </w:r>
             <w:r>
               <w:rPr>
@@ -1321,7 +1343,7 @@
                 <w:sz w:val="21"/>
                 <w:szCs w:val="21"/>
               </w:rPr>
-              <w:t>设备配置：</w:t>
+              <w:t>运行软件：</w:t>
             </w:r>
             <w:r>
               <w:rPr>
@@ -1331,7 +1353,230 @@
               </w:rPr>
               <w:t>XX</w:t>
             </w:r>
-          </w:p>
+            <w:r>
+              <w:rPr>
+                <w:snapToGrid w:val="0"/>
+                <w:sz w:val="21"/>
+                <w:szCs w:val="21"/>
+              </w:rPr>
+              <w:t>、</w:t>
+            </w:r>
+            <w:r>
+              <w:rPr>
+                <w:snapToGrid w:val="0"/>
+                <w:sz w:val="21"/>
+                <w:szCs w:val="21"/>
+              </w:rPr>
+              <w:t>XX</w:t>
+            </w:r>
+          </w:p>
+          <w:p>
+            <w:pPr>
+              <w:spacing w:line="240" w:lineRule="auto"/>
+              <w:rPr>
+                <w:sz w:val="21"/>
+                <w:szCs w:val="21"/>
+              </w:rPr>
+            </w:pPr>
+            <w:r>
+              <w:rPr>
+                <w:snapToGrid w:val="0"/>
+                <w:color w:val="2E74B5"/>
+                <w:sz w:val="21"/>
+                <w:szCs w:val="21"/>
+              </w:rPr>
+              <w:t>（如果有多套应说明套数）</w:t>
+            </w:r>
+          </w:p>
+        </w:tc>
+        <w:tc>
+          <w:tcPr>
+            <w:tcW w:w="758" w:type="pct"/>
+            <w:vAlign w:val="center"/>
+          </w:tcPr>
+          <w:p>
+            <w:pPr>
+              <w:spacing w:line="240" w:lineRule="auto"/>
+              <w:rPr>
+                <w:sz w:val="21"/>
+                <w:szCs w:val="21"/>
+              </w:rPr>
+            </w:pPr>
+          </w:p>
+        </w:tc>
+        <w:tc>
+          <w:tcPr>
+            <w:tcW w:w="824" w:type="pct"/>
+            <w:vAlign w:val="center"/>
+          </w:tcPr>
+          <w:p>
+            <w:pPr>
+              <w:spacing w:line="240" w:lineRule="auto"/>
+              <w:rPr>
+                <w:sz w:val="21"/>
+                <w:szCs w:val="21"/>
+              </w:rPr>
+            </w:pPr>
+            <w:r>
+              <w:rPr>
+                <w:snapToGrid w:val="0"/>
+                <w:color w:val="0070C0"/>
+                <w:sz w:val="21"/>
+                <w:szCs w:val="21"/>
+              </w:rPr>
+              <w:t>2023.08.11</w:t>
+            </w:r>
+            <w:r>
+              <w:rPr>
+                <w:snapToGrid w:val="0"/>
+                <w:color w:val="0070C0"/>
+                <w:sz w:val="21"/>
+                <w:szCs w:val="21"/>
+              </w:rPr>
+              <w:t>～</w:t>
+            </w:r>
+            <w:r>
+              <w:rPr>
+                <w:snapToGrid w:val="0"/>
+                <w:color w:val="0070C0"/>
+                <w:sz w:val="21"/>
+                <w:szCs w:val="21"/>
+              </w:rPr>
+              <w:t>2025.08.10</w:t>
+            </w:r>
+          </w:p>
+        </w:tc>
+        <w:tc>
+          <w:tcPr>
+            <w:tcW w:w="772" w:type="pct"/>
+            <w:vAlign w:val="center"/>
+          </w:tcPr>
+          <w:p>
+            <w:pPr>
+              <w:spacing w:line="240" w:lineRule="auto"/>
+              <w:rPr>
+                <w:snapToGrid w:val="0"/>
+                <w:sz w:val="21"/>
+                <w:szCs w:val="21"/>
+              </w:rPr>
+            </w:pPr>
+            <w:r>
+              <w:rPr>
+                <w:snapToGrid w:val="0"/>
+                <w:sz w:val="21"/>
+                <w:szCs w:val="21"/>
+              </w:rPr>
+              <w:t>XX</w:t>
+            </w:r>
+            <w:r>
+              <w:rPr>
+                <w:snapToGrid w:val="0"/>
+                <w:sz w:val="21"/>
+                <w:szCs w:val="21"/>
+              </w:rPr>
+              <w:t>单位</w:t>
+            </w:r>
+          </w:p>
+        </w:tc>
+        <w:tc>
+          <w:tcPr>
+            <w:tcW w:w="770" w:type="pct"/>
+            <w:vAlign w:val="center"/>
+          </w:tcPr>
+          <w:p>
+            <w:pPr>
+              <w:spacing w:line="240" w:lineRule="auto"/>
+              <w:rPr>
+                <w:iCs/>
+                <w:snapToGrid w:val="0"/>
+                <w:sz w:val="21"/>
+                <w:szCs w:val="21"/>
+              </w:rPr>
+            </w:pPr>
+            <w:r>
+              <w:rPr>
+                <w:snapToGrid w:val="0"/>
+                <w:sz w:val="21"/>
+                <w:szCs w:val="21"/>
+              </w:rPr>
+              <w:t>XX</w:t>
+            </w:r>
+            <w:r>
+              <w:rPr>
+                <w:snapToGrid w:val="0"/>
+                <w:sz w:val="21"/>
+                <w:szCs w:val="21"/>
+              </w:rPr>
+              <w:t>为被测设备</w:t>
+            </w:r>
+          </w:p>
+        </w:tc>
+      </w:tr>
+      <w:tr>
+        <w:trPr>
+          <w:trHeight w:val="340"/>
+        </w:trPr>
+        <w:tc>
+          <w:tcPr>
+            <w:tcW w:w="257" w:type="pct"/>
+            <w:vAlign w:val="center"/>
+          </w:tcPr>
+          <w:p>
+            <w:pPr>
+              <w:pStyle w:val="ac"/>
+              <w:numPr>
+                <w:ilvl w:val="0"/>
+                <w:numId w:val="5"/>
+              </w:numPr>
+              <w:spacing w:line="240" w:lineRule="auto"/>
+              <w:ind w:firstLineChars="0"/>
+              <w:rPr>
+                <w:rFonts w:hint="eastAsia"/>
+                <w:sz w:val="21"/>
+                <w:szCs w:val="21"/>
+              </w:rPr>
+            </w:pPr>
+          </w:p>
+        </w:tc>
+        <w:tc>
+          <w:tcPr>
+            <w:tcW w:w="657" w:type="pct"/>
+            <w:vAlign w:val="center"/>
+          </w:tcPr>
+          <w:p>
+            <w:pPr>
+              <w:spacing w:line="240" w:lineRule="auto"/>
+              <w:rPr>
+                <w:snapToGrid w:val="0"/>
+                <w:sz w:val="21"/>
+                <w:szCs w:val="21"/>
+              </w:rPr>
+            </w:pPr>
+            <w:r>
+              <w:rPr>
+                <w:snapToGrid w:val="0"/>
+                <w:color w:val="0070C0"/>
+                <w:sz w:val="21"/>
+                <w:szCs w:val="21"/>
+              </w:rPr>
+              <w:t>YY</w:t>
+            </w:r>
+            <w:r>
+              <w:rPr>
+                <w:snapToGrid w:val="0"/>
+                <w:color w:val="0070C0"/>
+                <w:sz w:val="21"/>
+                <w:szCs w:val="21"/>
+              </w:rPr>
+              <w:t>设备</w:t>
+            </w:r>
+          </w:p>
+        </w:tc>
+        <w:tc>
+          <w:tcPr>
+            <w:tcW w:w="961" w:type="pct"/>
+            <w:vAlign w:val="center"/>
+          </w:tcPr>
           <w:p>
             <w:pPr>
               <w:pStyle w:val="TableParagraph"/>
@@ -1351,23 +1596,7 @@
                 <w:sz w:val="21"/>
                 <w:szCs w:val="21"/>
               </w:rPr>
-              <w:t>运行软件：</w:t>
-            </w:r>
-            <w:r>
-              <w:rPr>
-                <w:snapToGrid w:val="0"/>
-                <w:sz w:val="21"/>
-                <w:szCs w:val="21"/>
-              </w:rPr>
-              <w:t>XX</w:t>
-            </w:r>
-            <w:r>
-              <w:rPr>
-                <w:snapToGrid w:val="0"/>
-                <w:sz w:val="21"/>
-                <w:szCs w:val="21"/>
-              </w:rPr>
-              <w:t>、</w:t>
+              <w:t>设备型号：</w:t>
             </w:r>
             <w:r>
               <w:rPr>
@@ -1387,27 +1616,28 @@
               <w:spacing w:line="240" w:lineRule="auto"/>
               <w:rPr>
                 <w:snapToGrid w:val="0"/>
-                <w:color w:val="2E74B5"/>
-                <w:sz w:val="21"/>
-                <w:szCs w:val="21"/>
-              </w:rPr>
-            </w:pPr>
-            <w:r>
-              <w:rPr>
-                <w:snapToGrid w:val="0"/>
-                <w:color w:val="2E74B5"/>
-                <w:sz w:val="21"/>
-                <w:szCs w:val="21"/>
-              </w:rPr>
-              <w:t>（如果有多套应说明套数）</w:t>
-            </w:r>
-          </w:p>
-        </w:tc>
-        <w:tc>
-          <w:tcPr>
-            <w:tcW w:w="1100" w:type="dxa"/>
-            <w:vAlign w:val="center"/>
-          </w:tcPr>
+                <w:sz w:val="21"/>
+                <w:szCs w:val="21"/>
+              </w:rPr>
+            </w:pPr>
+            <w:r>
+              <w:rPr>
+                <w:snapToGrid w:val="0"/>
+                <w:sz w:val="21"/>
+                <w:szCs w:val="21"/>
+              </w:rPr>
+              <w:lastRenderedPageBreak/>
+              <w:t>设备配置：</w:t>
+            </w:r>
+            <w:r>
+              <w:rPr>
+                <w:snapToGrid w:val="0"/>
+                <w:sz w:val="21"/>
+                <w:szCs w:val="21"/>
+              </w:rPr>
+              <w:t>XX</w:t>
+            </w:r>
+          </w:p>
           <w:p>
             <w:pPr>
               <w:pStyle w:val="TableParagraph"/>
@@ -1415,20 +1645,45 @@
               <w:wordWrap w:val="0"/>
               <w:overflowPunct w:val="0"/>
               <w:spacing w:line="240" w:lineRule="auto"/>
-              <w:ind w:left="105"/>
-              <w:rPr>
-                <w:snapToGrid w:val="0"/>
-                <w:sz w:val="21"/>
-                <w:szCs w:val="21"/>
-              </w:rPr>
-            </w:pPr>
-          </w:p>
-        </w:tc>
-        <w:tc>
-          <w:tcPr>
-            <w:tcW w:w="1310" w:type="dxa"/>
-            <w:vAlign w:val="center"/>
-          </w:tcPr>
+              <w:rPr>
+                <w:snapToGrid w:val="0"/>
+                <w:sz w:val="21"/>
+                <w:szCs w:val="21"/>
+              </w:rPr>
+            </w:pPr>
+            <w:r>
+              <w:rPr>
+                <w:snapToGrid w:val="0"/>
+                <w:sz w:val="21"/>
+                <w:szCs w:val="21"/>
+              </w:rPr>
+              <w:t>运行软件：</w:t>
+            </w:r>
+            <w:r>
+              <w:rPr>
+                <w:snapToGrid w:val="0"/>
+                <w:sz w:val="21"/>
+                <w:szCs w:val="21"/>
+              </w:rPr>
+              <w:t>XX</w:t>
+            </w:r>
+            <w:r>
+              <w:rPr>
+                <w:snapToGrid w:val="0"/>
+                <w:sz w:val="21"/>
+                <w:szCs w:val="21"/>
+              </w:rPr>
+              <w:t>、</w:t>
+            </w:r>
+            <w:r>
+              <w:rPr>
+                <w:snapToGrid w:val="0"/>
+                <w:sz w:val="21"/>
+                <w:szCs w:val="21"/>
+              </w:rPr>
+              <w:t>XX</w:t>
+            </w:r>
+          </w:p>
           <w:p>
             <w:pPr>
               <w:pStyle w:val="TableParagraph"/>
@@ -1438,43 +1693,47 @@
               <w:spacing w:line="240" w:lineRule="auto"/>
               <w:rPr>
                 <w:snapToGrid w:val="0"/>
-                <w:color w:val="0070C0"/>
-                <w:sz w:val="21"/>
-                <w:szCs w:val="21"/>
-              </w:rPr>
-            </w:pPr>
-            <w:r>
-              <w:rPr>
-                <w:snapToGrid w:val="0"/>
-                <w:color w:val="0070C0"/>
-                <w:sz w:val="21"/>
-                <w:szCs w:val="21"/>
-              </w:rPr>
-              <w:t>2023.08.11</w:t>
-            </w:r>
-            <w:r>
-              <w:rPr>
-                <w:snapToGrid w:val="0"/>
-                <w:color w:val="0070C0"/>
-                <w:sz w:val="21"/>
-                <w:szCs w:val="21"/>
-              </w:rPr>
-              <w:t>～</w:t>
-            </w:r>
-            <w:r>
-              <w:rPr>
-                <w:snapToGrid w:val="0"/>
-                <w:color w:val="0070C0"/>
-                <w:sz w:val="21"/>
-                <w:szCs w:val="21"/>
-              </w:rPr>
-              <w:t>2025.08.10</w:t>
-            </w:r>
-          </w:p>
-        </w:tc>
-        <w:tc>
-          <w:tcPr>
-            <w:tcW w:w="1134" w:type="dxa"/>
+                <w:sz w:val="21"/>
+                <w:szCs w:val="21"/>
+              </w:rPr>
+            </w:pPr>
+            <w:r>
+              <w:rPr>
+                <w:snapToGrid w:val="0"/>
+                <w:color w:val="2E74B5"/>
+                <w:sz w:val="21"/>
+                <w:szCs w:val="21"/>
+              </w:rPr>
+              <w:t>（如果有多套应说明套数</w:t>
+            </w:r>
+            <w:r>
+              <w:rPr>
+                <w:snapToGrid w:val="0"/>
+                <w:sz w:val="21"/>
+                <w:szCs w:val="21"/>
+              </w:rPr>
+              <w:t>）</w:t>
+            </w:r>
+          </w:p>
+        </w:tc>
+        <w:tc>
+          <w:tcPr>
+            <w:tcW w:w="758" w:type="pct"/>
+            <w:vAlign w:val="center"/>
+          </w:tcPr>
+          <w:p>
+            <w:pPr>
+              <w:spacing w:line="240" w:lineRule="auto"/>
+              <w:rPr>
+                <w:sz w:val="21"/>
+                <w:szCs w:val="21"/>
+              </w:rPr>
+            </w:pPr>
+          </w:p>
+        </w:tc>
+        <w:tc>
+          <w:tcPr>
+            <w:tcW w:w="824" w:type="pct"/>
             <w:vAlign w:val="center"/>
           </w:tcPr>
           <w:p>
@@ -1484,19 +1743,102 @@
               <w:wordWrap w:val="0"/>
               <w:overflowPunct w:val="0"/>
               <w:spacing w:line="240" w:lineRule="auto"/>
-              <w:ind w:left="105"/>
-              <w:rPr>
-                <w:snapToGrid w:val="0"/>
-                <w:sz w:val="21"/>
-                <w:szCs w:val="21"/>
-              </w:rPr>
-            </w:pPr>
-            <w:r>
-              <w:rPr>
-                <w:snapToGrid w:val="0"/>
-                <w:sz w:val="21"/>
-                <w:szCs w:val="21"/>
-              </w:rPr>
+              <w:rPr>
+                <w:snapToGrid w:val="0"/>
+                <w:color w:val="0070C0"/>
+                <w:sz w:val="21"/>
+                <w:szCs w:val="21"/>
+              </w:rPr>
+            </w:pPr>
+            <w:r>
+              <w:rPr>
+                <w:snapToGrid w:val="0"/>
+                <w:color w:val="0070C0"/>
+                <w:sz w:val="21"/>
+                <w:szCs w:val="21"/>
+              </w:rPr>
+              <w:t>检定日期：</w:t>
+            </w:r>
+            <w:r>
+              <w:rPr>
+                <w:snapToGrid w:val="0"/>
+                <w:color w:val="0070C0"/>
+                <w:sz w:val="21"/>
+                <w:szCs w:val="21"/>
+              </w:rPr>
+              <w:t>2</w:t>
+            </w:r>
+            <w:r>
+              <w:rPr>
+                <w:snapToGrid w:val="0"/>
+                <w:color w:val="0070C0"/>
+                <w:sz w:val="21"/>
+                <w:szCs w:val="21"/>
+              </w:rPr>
+              <w:lastRenderedPageBreak/>
+              <w:t>023.08.11</w:t>
+            </w:r>
+          </w:p>
+          <w:p>
+            <w:pPr>
+              <w:spacing w:line="240" w:lineRule="auto"/>
+              <w:rPr>
+                <w:snapToGrid w:val="0"/>
+                <w:color w:val="0070C0"/>
+                <w:sz w:val="21"/>
+                <w:szCs w:val="21"/>
+              </w:rPr>
+            </w:pPr>
+            <w:r>
+              <w:rPr>
+                <w:snapToGrid w:val="0"/>
+                <w:color w:val="0070C0"/>
+                <w:sz w:val="21"/>
+                <w:szCs w:val="21"/>
+              </w:rPr>
+              <w:t>有效期：</w:t>
+            </w:r>
+            <w:r>
+              <w:rPr>
+                <w:snapToGrid w:val="0"/>
+                <w:color w:val="0070C0"/>
+                <w:sz w:val="21"/>
+                <w:szCs w:val="21"/>
+              </w:rPr>
+              <w:t>3</w:t>
+            </w:r>
+            <w:r>
+              <w:rPr>
+                <w:snapToGrid w:val="0"/>
+                <w:color w:val="0070C0"/>
+                <w:sz w:val="21"/>
+                <w:szCs w:val="21"/>
+              </w:rPr>
+              <w:t>年</w:t>
+            </w:r>
+          </w:p>
+        </w:tc>
+        <w:tc>
+          <w:tcPr>
+            <w:tcW w:w="772" w:type="pct"/>
+            <w:vAlign w:val="center"/>
+          </w:tcPr>
+          <w:p>
+            <w:pPr>
+              <w:spacing w:line="240" w:lineRule="auto"/>
+              <w:rPr>
+                <w:snapToGrid w:val="0"/>
+                <w:sz w:val="21"/>
+                <w:szCs w:val="21"/>
+              </w:rPr>
+            </w:pPr>
+            <w:r>
+              <w:rPr>
+                <w:snapToGrid w:val="0"/>
+                <w:sz w:val="21"/>
+                <w:szCs w:val="21"/>
+              </w:rPr>
+              <w:lastRenderedPageBreak/>
               <w:t>XX</w:t>
             </w:r>
             <w:r>
@@ -1511,7 +1853,118 @@
         </w:tc>
         <w:tc>
           <w:tcPr>
-            <w:tcW w:w="1682" w:type="dxa"/>
+            <w:tcW w:w="770" w:type="pct"/>
+            <w:vAlign w:val="center"/>
+          </w:tcPr>
+          <w:p>
+            <w:pPr>
+              <w:spacing w:line="240" w:lineRule="auto"/>
+              <w:rPr>
+                <w:snapToGrid w:val="0"/>
+                <w:sz w:val="21"/>
+                <w:szCs w:val="21"/>
+              </w:rPr>
+            </w:pPr>
+            <w:r>
+              <w:rPr>
+                <w:snapToGrid w:val="0"/>
+                <w:sz w:val="21"/>
+                <w:szCs w:val="21"/>
+              </w:rPr>
+              <w:t>真实陪测设</w:t>
+            </w:r>
+            <w:r>
+              <w:rPr>
+                <w:snapToGrid w:val="0"/>
+                <w:sz w:val="21"/>
+                <w:szCs w:val="21"/>
+              </w:rPr>
+              <w:lastRenderedPageBreak/>
+              <w:t>备，用来与被测设备进行</w:t>
+            </w:r>
+            <w:r>
+              <w:rPr>
+                <w:snapToGrid w:val="0"/>
+                <w:sz w:val="21"/>
+                <w:szCs w:val="21"/>
+              </w:rPr>
+              <w:t>XX</w:t>
+            </w:r>
+            <w:r>
+              <w:rPr>
+                <w:snapToGrid w:val="0"/>
+                <w:sz w:val="21"/>
+                <w:szCs w:val="21"/>
+              </w:rPr>
+              <w:t>接口的数据通信</w:t>
+            </w:r>
+          </w:p>
+        </w:tc>
+      </w:tr>
+      <w:tr>
+        <w:trPr>
+          <w:trHeight w:val="340"/>
+        </w:trPr>
+        <w:tc>
+          <w:tcPr>
+            <w:tcW w:w="257" w:type="pct"/>
+            <w:vAlign w:val="center"/>
+          </w:tcPr>
+          <w:p>
+            <w:pPr>
+              <w:pStyle w:val="ac"/>
+              <w:numPr>
+                <w:ilvl w:val="0"/>
+                <w:numId w:val="5"/>
+              </w:numPr>
+              <w:spacing w:line="240" w:lineRule="auto"/>
+              <w:ind w:firstLineChars="0"/>
+              <w:rPr>
+                <w:rFonts w:hint="eastAsia"/>
+                <w:sz w:val="21"/>
+                <w:szCs w:val="21"/>
+              </w:rPr>
+            </w:pPr>
+          </w:p>
+        </w:tc>
+        <w:tc>
+          <w:tcPr>
+            <w:tcW w:w="657" w:type="pct"/>
+            <w:vAlign w:val="center"/>
+          </w:tcPr>
+          <w:p>
+            <w:pPr>
+              <w:spacing w:line="240" w:lineRule="auto"/>
+              <w:rPr>
+                <w:snapToGrid w:val="0"/>
+                <w:color w:val="0070C0"/>
+                <w:sz w:val="21"/>
+                <w:szCs w:val="21"/>
+              </w:rPr>
+            </w:pPr>
+            <w:r>
+              <w:rPr>
+                <w:snapToGrid w:val="0"/>
+                <w:color w:val="0070C0"/>
+                <w:sz w:val="21"/>
+                <w:szCs w:val="21"/>
+              </w:rPr>
+              <w:t>ZZ</w:t>
+            </w:r>
+            <w:r>
+              <w:rPr>
+                <w:snapToGrid w:val="0"/>
+                <w:color w:val="0070C0"/>
+                <w:sz w:val="21"/>
+                <w:szCs w:val="21"/>
+              </w:rPr>
+              <w:t>综合测试设备</w:t>
+            </w:r>
+          </w:p>
+        </w:tc>
+        <w:tc>
+          <w:tcPr>
+            <w:tcW w:w="961" w:type="pct"/>
             <w:vAlign w:val="center"/>
           </w:tcPr>
           <w:p>
@@ -1533,56 +1986,17 @@
                 <w:sz w:val="21"/>
                 <w:szCs w:val="21"/>
               </w:rPr>
+              <w:t>设备标识：</w:t>
+            </w:r>
+            <w:r>
+              <w:rPr>
+                <w:snapToGrid w:val="0"/>
+                <w:sz w:val="21"/>
+                <w:szCs w:val="21"/>
+              </w:rPr>
               <w:t>XX</w:t>
             </w:r>
-            <w:r>
-              <w:rPr>
-                <w:snapToGrid w:val="0"/>
-                <w:sz w:val="21"/>
-                <w:szCs w:val="21"/>
-              </w:rPr>
-              <w:t>为被测设备</w:t>
-            </w:r>
-          </w:p>
-        </w:tc>
-      </w:tr>
-      <w:tr>
-        <w:trPr>
-          <w:trHeight w:val="1336"/>
-          <w:jc w:val="center"/>
-        </w:trPr>
-        <w:tc>
-          <w:tcPr>
-            <w:tcW w:w="588" w:type="dxa"/>
-            <w:vAlign w:val="center"/>
-          </w:tcPr>
-          <w:p>
-            <w:pPr>
-              <w:numPr>
-                <w:ilvl w:val="0"/>
-                <w:numId w:val="3"/>
-              </w:numPr>
-              <w:tabs>
-                <w:tab w:val="left" w:pos="240"/>
-                <w:tab w:val="left" w:pos="840"/>
-              </w:tabs>
-              <w:wordWrap w:val="0"/>
-              <w:spacing w:line="240" w:lineRule="auto"/>
-              <w:jc w:val="center"/>
-              <w:rPr>
-                <w:bCs/>
-                <w:snapToGrid w:val="0"/>
-                <w:sz w:val="21"/>
-                <w:szCs w:val="21"/>
-              </w:rPr>
-            </w:pPr>
-          </w:p>
-        </w:tc>
-        <w:tc>
-          <w:tcPr>
-            <w:tcW w:w="1253" w:type="dxa"/>
-            <w:vAlign w:val="center"/>
-          </w:tcPr>
+          </w:p>
           <w:p>
             <w:pPr>
               <w:pStyle w:val="TableParagraph"/>
@@ -1592,37 +2006,27 @@
               <w:spacing w:line="240" w:lineRule="auto"/>
               <w:rPr>
                 <w:snapToGrid w:val="0"/>
-                <w:color w:val="0070C0"/>
-                <w:sz w:val="21"/>
-                <w:szCs w:val="21"/>
-                <w:lang w:val="fr-FR"/>
-              </w:rPr>
-            </w:pPr>
-            <w:r>
-              <w:rPr>
-                <w:snapToGrid w:val="0"/>
-                <w:color w:val="0070C0"/>
-                <w:sz w:val="21"/>
-                <w:szCs w:val="21"/>
-              </w:rPr>
-              <w:t>YY</w:t>
-            </w:r>
-            <w:r>
-              <w:rPr>
-                <w:snapToGrid w:val="0"/>
-                <w:color w:val="0070C0"/>
-                <w:sz w:val="21"/>
-                <w:szCs w:val="21"/>
-              </w:rPr>
-              <w:t>设备</w:t>
-            </w:r>
-          </w:p>
-        </w:tc>
-        <w:tc>
-          <w:tcPr>
-            <w:tcW w:w="1985" w:type="dxa"/>
-            <w:vAlign w:val="center"/>
-          </w:tcPr>
+                <w:sz w:val="21"/>
+                <w:szCs w:val="21"/>
+              </w:rPr>
+            </w:pPr>
+            <w:r>
+              <w:rPr>
+                <w:snapToGrid w:val="0"/>
+                <w:sz w:val="21"/>
+                <w:szCs w:val="21"/>
+              </w:rPr>
+              <w:t>设备型号：</w:t>
+            </w:r>
+            <w:r>
+              <w:rPr>
+                <w:snapToGrid w:val="0"/>
+                <w:sz w:val="21"/>
+                <w:szCs w:val="21"/>
+              </w:rPr>
+              <w:t>XX</w:t>
+            </w:r>
+          </w:p>
           <w:p>
             <w:pPr>
               <w:pStyle w:val="TableParagraph"/>
@@ -1642,7 +2046,7 @@
                 <w:sz w:val="21"/>
                 <w:szCs w:val="21"/>
               </w:rPr>
-              <w:t>设备型号：</w:t>
+              <w:t>设备配置：</w:t>
             </w:r>
             <w:r>
               <w:rPr>
@@ -1672,7 +2076,23 @@
                 <w:sz w:val="21"/>
                 <w:szCs w:val="21"/>
               </w:rPr>
-              <w:t>设备配置：</w:t>
+              <w:t>运行软件：</w:t>
+            </w:r>
+            <w:r>
+              <w:rPr>
+                <w:snapToGrid w:val="0"/>
+                <w:sz w:val="21"/>
+                <w:szCs w:val="21"/>
+              </w:rPr>
+              <w:t>XX</w:t>
+            </w:r>
+            <w:r>
+              <w:rPr>
+                <w:snapToGrid w:val="0"/>
+                <w:sz w:val="21"/>
+                <w:szCs w:val="21"/>
+              </w:rPr>
+              <w:t>、</w:t>
             </w:r>
             <w:r>
               <w:rPr>
@@ -1699,36 +2119,34 @@
             <w:r>
               <w:rPr>
                 <w:snapToGrid w:val="0"/>
-                <w:sz w:val="21"/>
-                <w:szCs w:val="21"/>
-              </w:rPr>
-              <w:t>运行软件：</w:t>
-            </w:r>
-            <w:r>
-              <w:rPr>
-                <w:snapToGrid w:val="0"/>
-                <w:sz w:val="21"/>
-                <w:szCs w:val="21"/>
-              </w:rPr>
-              <w:t>XX</w:t>
-            </w:r>
-            <w:r>
-              <w:rPr>
-                <w:snapToGrid w:val="0"/>
-                <w:sz w:val="21"/>
-                <w:szCs w:val="21"/>
-              </w:rPr>
-              <w:t>、</w:t>
-            </w:r>
-            <w:r>
-              <w:rPr>
-                <w:snapToGrid w:val="0"/>
-                <w:sz w:val="21"/>
-                <w:szCs w:val="21"/>
-              </w:rPr>
-              <w:t>XX</w:t>
-            </w:r>
-          </w:p>
+                <w:color w:val="2E74B5"/>
+                <w:sz w:val="21"/>
+                <w:szCs w:val="21"/>
+              </w:rPr>
+              <w:t>（如果有多套应说明套数）</w:t>
+            </w:r>
+          </w:p>
+        </w:tc>
+        <w:tc>
+          <w:tcPr>
+            <w:tcW w:w="758" w:type="pct"/>
+            <w:vAlign w:val="center"/>
+          </w:tcPr>
+          <w:p>
+            <w:pPr>
+              <w:spacing w:line="240" w:lineRule="auto"/>
+              <w:rPr>
+                <w:sz w:val="21"/>
+                <w:szCs w:val="21"/>
+              </w:rPr>
+            </w:pPr>
+          </w:p>
+        </w:tc>
+        <w:tc>
+          <w:tcPr>
+            <w:tcW w:w="824" w:type="pct"/>
+            <w:vAlign w:val="center"/>
+          </w:tcPr>
           <w:p>
             <w:pPr>
               <w:pStyle w:val="TableParagraph"/>
@@ -1738,32 +2156,150 @@
               <w:spacing w:line="240" w:lineRule="auto"/>
               <w:rPr>
                 <w:snapToGrid w:val="0"/>
-                <w:sz w:val="21"/>
-                <w:szCs w:val="21"/>
-              </w:rPr>
-            </w:pPr>
-            <w:r>
-              <w:rPr>
-                <w:snapToGrid w:val="0"/>
-                <w:color w:val="2E74B5"/>
-                <w:sz w:val="21"/>
-                <w:szCs w:val="21"/>
-              </w:rPr>
-              <w:t>（如果有多套应说明套数</w:t>
-            </w:r>
-            <w:r>
-              <w:rPr>
-                <w:snapToGrid w:val="0"/>
-                <w:sz w:val="21"/>
-                <w:szCs w:val="21"/>
-              </w:rPr>
-              <w:t>）</w:t>
-            </w:r>
-          </w:p>
-        </w:tc>
-        <w:tc>
-          <w:tcPr>
-            <w:tcW w:w="1100" w:type="dxa"/>
+                <w:color w:val="0070C0"/>
+                <w:sz w:val="21"/>
+                <w:szCs w:val="21"/>
+              </w:rPr>
+            </w:pPr>
+          </w:p>
+        </w:tc>
+        <w:tc>
+          <w:tcPr>
+            <w:tcW w:w="772" w:type="pct"/>
+            <w:vAlign w:val="center"/>
+          </w:tcPr>
+          <w:p>
+            <w:pPr>
+              <w:spacing w:line="240" w:lineRule="auto"/>
+              <w:rPr>
+                <w:snapToGrid w:val="0"/>
+                <w:sz w:val="21"/>
+                <w:szCs w:val="21"/>
+              </w:rPr>
+            </w:pPr>
+            <w:r>
+              <w:rPr>
+                <w:snapToGrid w:val="0"/>
+                <w:sz w:val="21"/>
+                <w:szCs w:val="21"/>
+              </w:rPr>
+              <w:t>XX</w:t>
+            </w:r>
+            <w:r>
+              <w:rPr>
+                <w:snapToGrid w:val="0"/>
+                <w:sz w:val="21"/>
+                <w:szCs w:val="21"/>
+              </w:rPr>
+              <w:t>单位</w:t>
+            </w:r>
+          </w:p>
+        </w:tc>
+        <w:tc>
+          <w:tcPr>
+            <w:tcW w:w="770" w:type="pct"/>
+            <w:vAlign w:val="center"/>
+          </w:tcPr>
+          <w:p>
+            <w:pPr>
+              <w:spacing w:line="240" w:lineRule="auto"/>
+              <w:rPr>
+                <w:snapToGrid w:val="0"/>
+                <w:sz w:val="21"/>
+                <w:szCs w:val="21"/>
+              </w:rPr>
+            </w:pPr>
+            <w:r>
+              <w:rPr>
+                <w:snapToGrid w:val="0"/>
+                <w:sz w:val="21"/>
+                <w:szCs w:val="21"/>
+              </w:rPr>
+              <w:t>模拟发送</w:t>
+            </w:r>
+            <w:r>
+              <w:rPr>
+                <w:snapToGrid w:val="0"/>
+                <w:spacing w:val="-46"/>
+                <w:sz w:val="21"/>
+                <w:szCs w:val="21"/>
+              </w:rPr>
+              <w:t xml:space="preserve"> </w:t>
+            </w:r>
+            <w:r>
+              <w:rPr>
+                <w:snapToGrid w:val="0"/>
+                <w:sz w:val="21"/>
+                <w:szCs w:val="21"/>
+              </w:rPr>
+              <w:t>XX</w:t>
+            </w:r>
+            <w:r>
+              <w:rPr>
+                <w:snapToGrid w:val="0"/>
+                <w:sz w:val="21"/>
+                <w:szCs w:val="21"/>
+              </w:rPr>
+              <w:t>接口数据</w:t>
+            </w:r>
+          </w:p>
+        </w:tc>
+      </w:tr>
+      <w:tr>
+        <w:trPr>
+          <w:trHeight w:val="340"/>
+        </w:trPr>
+        <w:tc>
+          <w:tcPr>
+            <w:tcW w:w="257" w:type="pct"/>
+            <w:vAlign w:val="center"/>
+          </w:tcPr>
+          <w:p>
+            <w:pPr>
+              <w:pStyle w:val="ac"/>
+              <w:numPr>
+                <w:ilvl w:val="0"/>
+                <w:numId w:val="5"/>
+              </w:numPr>
+              <w:spacing w:line="240" w:lineRule="auto"/>
+              <w:ind w:firstLineChars="0"/>
+              <w:rPr>
+                <w:rFonts w:hint="eastAsia"/>
+                <w:sz w:val="21"/>
+                <w:szCs w:val="21"/>
+              </w:rPr>
+            </w:pPr>
+          </w:p>
+        </w:tc>
+        <w:tc>
+          <w:tcPr>
+            <w:tcW w:w="657" w:type="pct"/>
+            <w:vAlign w:val="center"/>
+          </w:tcPr>
+          <w:p>
+            <w:pPr>
+              <w:spacing w:line="240" w:lineRule="auto"/>
+              <w:rPr>
+                <w:snapToGrid w:val="0"/>
+                <w:color w:val="0070C0"/>
+                <w:sz w:val="21"/>
+                <w:szCs w:val="21"/>
+              </w:rPr>
+            </w:pPr>
+            <w:r>
+              <w:rPr>
+                <w:snapToGrid w:val="0"/>
+                <w:color w:val="0070C0"/>
+                <w:sz w:val="21"/>
+                <w:szCs w:val="21"/>
+              </w:rPr>
+              <w:t>示波器</w:t>
+            </w:r>
+          </w:p>
+        </w:tc>
+        <w:tc>
+          <w:tcPr>
+            <w:tcW w:w="961" w:type="pct"/>
             <w:vAlign w:val="center"/>
           </w:tcPr>
           <w:p>
@@ -1773,20 +2309,29 @@
               <w:wordWrap w:val="0"/>
               <w:overflowPunct w:val="0"/>
               <w:spacing w:line="240" w:lineRule="auto"/>
-              <w:ind w:left="105"/>
-              <w:rPr>
-                <w:snapToGrid w:val="0"/>
-                <w:sz w:val="21"/>
-                <w:szCs w:val="21"/>
-              </w:rPr>
-            </w:pPr>
-          </w:p>
-        </w:tc>
-        <w:tc>
-          <w:tcPr>
-            <w:tcW w:w="1310" w:type="dxa"/>
-            <w:vAlign w:val="center"/>
-          </w:tcPr>
+              <w:rPr>
+                <w:snapToGrid w:val="0"/>
+                <w:sz w:val="21"/>
+                <w:szCs w:val="21"/>
+              </w:rPr>
+            </w:pPr>
+            <w:r>
+              <w:rPr>
+                <w:snapToGrid w:val="0"/>
+                <w:sz w:val="21"/>
+                <w:szCs w:val="21"/>
+              </w:rPr>
+              <w:t>设备型号：</w:t>
+            </w:r>
+            <w:r>
+              <w:rPr>
+                <w:snapToGrid w:val="0"/>
+                <w:sz w:val="21"/>
+                <w:szCs w:val="21"/>
+              </w:rPr>
+              <w:t>XX</w:t>
+            </w:r>
+          </w:p>
           <w:p>
             <w:pPr>
               <w:pStyle w:val="TableParagraph"/>
@@ -1796,28 +2341,25 @@
               <w:spacing w:line="240" w:lineRule="auto"/>
               <w:rPr>
                 <w:snapToGrid w:val="0"/>
-                <w:color w:val="0070C0"/>
-                <w:sz w:val="21"/>
-                <w:szCs w:val="21"/>
-              </w:rPr>
-            </w:pPr>
-            <w:r>
-              <w:rPr>
-                <w:snapToGrid w:val="0"/>
-                <w:color w:val="0070C0"/>
-                <w:sz w:val="21"/>
-                <w:szCs w:val="21"/>
-              </w:rPr>
-              <w:t>检定日期：</w:t>
-            </w:r>
-            <w:r>
-              <w:rPr>
-                <w:snapToGrid w:val="0"/>
-                <w:color w:val="0070C0"/>
-                <w:sz w:val="21"/>
-                <w:szCs w:val="21"/>
-              </w:rPr>
-              <w:t>2023.08.11</w:t>
+                <w:sz w:val="21"/>
+                <w:szCs w:val="21"/>
+              </w:rPr>
+            </w:pPr>
+            <w:r>
+              <w:rPr>
+                <w:snapToGrid w:val="0"/>
+                <w:sz w:val="21"/>
+                <w:szCs w:val="21"/>
+              </w:rPr>
+              <w:t>设备配置：</w:t>
+            </w:r>
+            <w:r>
+              <w:rPr>
+                <w:snapToGrid w:val="0"/>
+                <w:sz w:val="21"/>
+                <w:szCs w:val="21"/>
+              </w:rPr>
+              <w:t>XX</w:t>
             </w:r>
           </w:p>
           <w:p>
@@ -1829,43 +2371,47 @@
               <w:spacing w:line="240" w:lineRule="auto"/>
               <w:rPr>
                 <w:snapToGrid w:val="0"/>
-                <w:color w:val="0070C0"/>
-                <w:sz w:val="21"/>
-                <w:szCs w:val="21"/>
-              </w:rPr>
-            </w:pPr>
-            <w:r>
-              <w:rPr>
-                <w:snapToGrid w:val="0"/>
-                <w:color w:val="0070C0"/>
-                <w:sz w:val="21"/>
-                <w:szCs w:val="21"/>
-              </w:rPr>
-              <w:t>有效期：</w:t>
-            </w:r>
-            <w:r>
-              <w:rPr>
-                <w:snapToGrid w:val="0"/>
-                <w:color w:val="0070C0"/>
-                <w:sz w:val="21"/>
-                <w:szCs w:val="21"/>
-              </w:rPr>
-              <w:t>3</w:t>
-            </w:r>
-            <w:r>
-              <w:rPr>
-                <w:snapToGrid w:val="0"/>
-                <w:color w:val="0070C0"/>
-                <w:sz w:val="21"/>
-                <w:szCs w:val="21"/>
-              </w:rPr>
-              <w:t>年</w:t>
-            </w:r>
-          </w:p>
-        </w:tc>
-        <w:tc>
-          <w:tcPr>
-            <w:tcW w:w="1134" w:type="dxa"/>
+                <w:sz w:val="21"/>
+                <w:szCs w:val="21"/>
+              </w:rPr>
+            </w:pPr>
+            <w:r>
+              <w:rPr>
+                <w:snapToGrid w:val="0"/>
+                <w:color w:val="2E74B5"/>
+                <w:sz w:val="21"/>
+                <w:szCs w:val="21"/>
+              </w:rPr>
+              <w:t>（如果有多套应说明套数</w:t>
+            </w:r>
+            <w:r>
+              <w:rPr>
+                <w:snapToGrid w:val="0"/>
+                <w:sz w:val="21"/>
+                <w:szCs w:val="21"/>
+              </w:rPr>
+              <w:t>）</w:t>
+            </w:r>
+          </w:p>
+        </w:tc>
+        <w:tc>
+          <w:tcPr>
+            <w:tcW w:w="758" w:type="pct"/>
+            <w:vAlign w:val="center"/>
+          </w:tcPr>
+          <w:p>
+            <w:pPr>
+              <w:spacing w:line="240" w:lineRule="auto"/>
+              <w:rPr>
+                <w:sz w:val="21"/>
+                <w:szCs w:val="21"/>
+              </w:rPr>
+            </w:pPr>
+          </w:p>
+        </w:tc>
+        <w:tc>
+          <w:tcPr>
+            <w:tcW w:w="824" w:type="pct"/>
             <w:vAlign w:val="center"/>
           </w:tcPr>
           <w:p>
@@ -1875,7 +2421,23 @@
               <w:wordWrap w:val="0"/>
               <w:overflowPunct w:val="0"/>
               <w:spacing w:line="240" w:lineRule="auto"/>
-              <w:ind w:left="105"/>
+              <w:rPr>
+                <w:snapToGrid w:val="0"/>
+                <w:color w:val="0070C0"/>
+                <w:sz w:val="21"/>
+                <w:szCs w:val="21"/>
+              </w:rPr>
+            </w:pPr>
+          </w:p>
+        </w:tc>
+        <w:tc>
+          <w:tcPr>
+            <w:tcW w:w="772" w:type="pct"/>
+            <w:vAlign w:val="center"/>
+          </w:tcPr>
+          <w:p>
+            <w:pPr>
+              <w:spacing w:line="240" w:lineRule="auto"/>
               <w:rPr>
                 <w:snapToGrid w:val="0"/>
                 <w:sz w:val="21"/>
@@ -1902,7 +2464,84 @@
         </w:tc>
         <w:tc>
           <w:tcPr>
-            <w:tcW w:w="1682" w:type="dxa"/>
+            <w:tcW w:w="770" w:type="pct"/>
+            <w:vAlign w:val="center"/>
+          </w:tcPr>
+          <w:p>
+            <w:pPr>
+              <w:spacing w:line="240" w:lineRule="auto"/>
+              <w:rPr>
+                <w:snapToGrid w:val="0"/>
+                <w:sz w:val="21"/>
+                <w:szCs w:val="21"/>
+              </w:rPr>
+            </w:pPr>
+            <w:r>
+              <w:rPr>
+                <w:snapToGrid w:val="0"/>
+                <w:sz w:val="21"/>
+                <w:szCs w:val="21"/>
+              </w:rPr>
+              <w:t>测量定时器采样周期</w:t>
+            </w:r>
+          </w:p>
+        </w:tc>
+      </w:tr>
+      <w:tr>
+        <w:trPr>
+          <w:trHeight w:val="340"/>
+        </w:trPr>
+        <w:tc>
+          <w:tcPr>
+            <w:tcW w:w="257" w:type="pct"/>
+            <w:vAlign w:val="center"/>
+          </w:tcPr>
+          <w:p>
+            <w:pPr>
+              <w:pStyle w:val="ac"/>
+              <w:numPr>
+                <w:ilvl w:val="0"/>
+                <w:numId w:val="5"/>
+              </w:numPr>
+              <w:spacing w:line="240" w:lineRule="auto"/>
+              <w:ind w:firstLineChars="0"/>
+              <w:rPr>
+                <w:rFonts w:hint="eastAsia"/>
+                <w:sz w:val="21"/>
+                <w:szCs w:val="21"/>
+              </w:rPr>
+            </w:pPr>
+          </w:p>
+        </w:tc>
+        <w:tc>
+          <w:tcPr>
+            <w:tcW w:w="657" w:type="pct"/>
+            <w:vAlign w:val="center"/>
+          </w:tcPr>
+          <w:p>
+            <w:pPr>
+              <w:spacing w:line="240" w:lineRule="auto"/>
+              <w:rPr>
+                <w:snapToGrid w:val="0"/>
+                <w:color w:val="0070C0"/>
+                <w:sz w:val="21"/>
+                <w:szCs w:val="21"/>
+              </w:rPr>
+            </w:pPr>
+            <w:r>
+              <w:rPr>
+                <w:snapToGrid w:val="0"/>
+                <w:color w:val="0070C0"/>
+                <w:sz w:val="21"/>
+                <w:szCs w:val="21"/>
+              </w:rPr>
+              <w:t>工控机</w:t>
+            </w:r>
+          </w:p>
+        </w:tc>
+        <w:tc>
+          <w:tcPr>
+            <w:tcW w:w="961" w:type="pct"/>
             <w:vAlign w:val="center"/>
           </w:tcPr>
           <w:p>
@@ -1924,7 +2563,7 @@
                 <w:sz w:val="21"/>
                 <w:szCs w:val="21"/>
               </w:rPr>
-              <w:t>真实陪测设备，用来与被测设备进行</w:t>
+              <w:t>设备型号：</w:t>
             </w:r>
             <w:r>
               <w:rPr>
@@ -1934,54 +2573,7 @@
               </w:rPr>
               <w:t>XX</w:t>
             </w:r>
-            <w:r>
-              <w:rPr>
-                <w:snapToGrid w:val="0"/>
-                <w:sz w:val="21"/>
-                <w:szCs w:val="21"/>
-              </w:rPr>
-              <w:t>接口的数据通信</w:t>
-            </w:r>
-          </w:p>
-        </w:tc>
-      </w:tr>
-      <w:tr>
-        <w:trPr>
-          <w:trHeight w:val="309"/>
-          <w:jc w:val="center"/>
-        </w:trPr>
-        <w:tc>
-          <w:tcPr>
-            <w:tcW w:w="588" w:type="dxa"/>
-            <w:vAlign w:val="center"/>
-          </w:tcPr>
-          <w:p>
-            <w:pPr>
-              <w:numPr>
-                <w:ilvl w:val="0"/>
-                <w:numId w:val="3"/>
-              </w:numPr>
-              <w:tabs>
-                <w:tab w:val="left" w:pos="240"/>
-                <w:tab w:val="left" w:pos="840"/>
-              </w:tabs>
-              <w:wordWrap w:val="0"/>
-              <w:spacing w:line="240" w:lineRule="auto"/>
-              <w:jc w:val="center"/>
-              <w:rPr>
-                <w:bCs/>
-                <w:snapToGrid w:val="0"/>
-                <w:sz w:val="21"/>
-                <w:szCs w:val="21"/>
-              </w:rPr>
-            </w:pPr>
-          </w:p>
-        </w:tc>
-        <w:tc>
-          <w:tcPr>
-            <w:tcW w:w="1253" w:type="dxa"/>
-            <w:vAlign w:val="center"/>
-          </w:tcPr>
+          </w:p>
           <w:p>
             <w:pPr>
               <w:pStyle w:val="TableParagraph"/>
@@ -1991,37 +2583,27 @@
               <w:spacing w:line="240" w:lineRule="auto"/>
               <w:rPr>
                 <w:snapToGrid w:val="0"/>
-                <w:color w:val="0070C0"/>
-                <w:sz w:val="21"/>
-                <w:szCs w:val="21"/>
-                <w:lang w:val="fr-FR"/>
-              </w:rPr>
-            </w:pPr>
-            <w:r>
-              <w:rPr>
-                <w:snapToGrid w:val="0"/>
-                <w:color w:val="0070C0"/>
-                <w:sz w:val="21"/>
-                <w:szCs w:val="21"/>
-              </w:rPr>
-              <w:t>ZZ</w:t>
-            </w:r>
-            <w:r>
-              <w:rPr>
-                <w:snapToGrid w:val="0"/>
-                <w:color w:val="0070C0"/>
-                <w:sz w:val="21"/>
-                <w:szCs w:val="21"/>
-              </w:rPr>
-              <w:t>综合测试设备</w:t>
-            </w:r>
-          </w:p>
-        </w:tc>
-        <w:tc>
-          <w:tcPr>
-            <w:tcW w:w="1985" w:type="dxa"/>
-            <w:vAlign w:val="center"/>
-          </w:tcPr>
+                <w:sz w:val="21"/>
+                <w:szCs w:val="21"/>
+              </w:rPr>
+            </w:pPr>
+            <w:r>
+              <w:rPr>
+                <w:snapToGrid w:val="0"/>
+                <w:sz w:val="21"/>
+                <w:szCs w:val="21"/>
+              </w:rPr>
+              <w:t>设备配置：</w:t>
+            </w:r>
+            <w:r>
+              <w:rPr>
+                <w:snapToGrid w:val="0"/>
+                <w:sz w:val="21"/>
+                <w:szCs w:val="21"/>
+              </w:rPr>
+              <w:t>XX</w:t>
+            </w:r>
+          </w:p>
           <w:p>
             <w:pPr>
               <w:pStyle w:val="TableParagraph"/>
@@ -2041,7 +2623,23 @@
                 <w:sz w:val="21"/>
                 <w:szCs w:val="21"/>
               </w:rPr>
-              <w:t>设备标识：</w:t>
+              <w:t>运行软件：</w:t>
+            </w:r>
+            <w:r>
+              <w:rPr>
+                <w:snapToGrid w:val="0"/>
+                <w:sz w:val="21"/>
+                <w:szCs w:val="21"/>
+              </w:rPr>
+              <w:t>XX</w:t>
+            </w:r>
+            <w:r>
+              <w:rPr>
+                <w:snapToGrid w:val="0"/>
+                <w:sz w:val="21"/>
+                <w:szCs w:val="21"/>
+              </w:rPr>
+              <w:t>、</w:t>
             </w:r>
             <w:r>
               <w:rPr>
@@ -2068,20 +2666,42 @@
             <w:r>
               <w:rPr>
                 <w:snapToGrid w:val="0"/>
-                <w:sz w:val="21"/>
-                <w:szCs w:val="21"/>
-              </w:rPr>
-              <w:t>设备型号：</w:t>
-            </w:r>
-            <w:r>
-              <w:rPr>
-                <w:snapToGrid w:val="0"/>
-                <w:sz w:val="21"/>
-                <w:szCs w:val="21"/>
-              </w:rPr>
-              <w:t>XX</w:t>
-            </w:r>
-          </w:p>
+                <w:color w:val="2E74B5"/>
+                <w:sz w:val="21"/>
+                <w:szCs w:val="21"/>
+              </w:rPr>
+              <w:t>（如果有多套应说明套数</w:t>
+            </w:r>
+            <w:r>
+              <w:rPr>
+                <w:snapToGrid w:val="0"/>
+                <w:sz w:val="21"/>
+                <w:szCs w:val="21"/>
+              </w:rPr>
+              <w:t>）</w:t>
+            </w:r>
+          </w:p>
+        </w:tc>
+        <w:tc>
+          <w:tcPr>
+            <w:tcW w:w="758" w:type="pct"/>
+            <w:vAlign w:val="center"/>
+          </w:tcPr>
+          <w:p>
+            <w:pPr>
+              <w:spacing w:line="240" w:lineRule="auto"/>
+              <w:rPr>
+                <w:sz w:val="21"/>
+                <w:szCs w:val="21"/>
+              </w:rPr>
+            </w:pPr>
+          </w:p>
+        </w:tc>
+        <w:tc>
+          <w:tcPr>
+            <w:tcW w:w="824" w:type="pct"/>
+            <w:vAlign w:val="center"/>
+          </w:tcPr>
           <w:p>
             <w:pPr>
               <w:pStyle w:val="TableParagraph"/>
@@ -2091,18 +2711,27 @@
               <w:spacing w:line="240" w:lineRule="auto"/>
               <w:rPr>
                 <w:snapToGrid w:val="0"/>
-                <w:sz w:val="21"/>
-                <w:szCs w:val="21"/>
-              </w:rPr>
-            </w:pPr>
-            <w:r>
-              <w:rPr>
-                <w:snapToGrid w:val="0"/>
-                <w:sz w:val="21"/>
-                <w:szCs w:val="21"/>
-              </w:rPr>
-              <w:t>设备配置：</w:t>
-            </w:r>
+                <w:color w:val="0070C0"/>
+                <w:sz w:val="21"/>
+                <w:szCs w:val="21"/>
+              </w:rPr>
+            </w:pPr>
+          </w:p>
+        </w:tc>
+        <w:tc>
+          <w:tcPr>
+            <w:tcW w:w="772" w:type="pct"/>
+            <w:vAlign w:val="center"/>
+          </w:tcPr>
+          <w:p>
+            <w:pPr>
+              <w:spacing w:line="240" w:lineRule="auto"/>
+              <w:rPr>
+                <w:snapToGrid w:val="0"/>
+                <w:sz w:val="21"/>
+                <w:szCs w:val="21"/>
+              </w:rPr>
+            </w:pPr>
             <w:r>
               <w:rPr>
                 <w:snapToGrid w:val="0"/>
@@ -2111,147 +2740,6 @@
               </w:rPr>
               <w:t>XX</w:t>
             </w:r>
-          </w:p>
-          <w:p>
-            <w:pPr>
-              <w:pStyle w:val="TableParagraph"/>
-              <w:kinsoku w:val="0"/>
-              <w:wordWrap w:val="0"/>
-              <w:overflowPunct w:val="0"/>
-              <w:spacing w:line="240" w:lineRule="auto"/>
-              <w:rPr>
-                <w:snapToGrid w:val="0"/>
-                <w:sz w:val="21"/>
-                <w:szCs w:val="21"/>
-              </w:rPr>
-            </w:pPr>
-            <w:r>
-              <w:rPr>
-                <w:snapToGrid w:val="0"/>
-                <w:sz w:val="21"/>
-                <w:szCs w:val="21"/>
-              </w:rPr>
-              <w:t>运行软件：</w:t>
-            </w:r>
-            <w:r>
-              <w:rPr>
-                <w:snapToGrid w:val="0"/>
-                <w:sz w:val="21"/>
-                <w:szCs w:val="21"/>
-              </w:rPr>
-              <w:t>XX</w:t>
-            </w:r>
-            <w:r>
-              <w:rPr>
-                <w:snapToGrid w:val="0"/>
-                <w:sz w:val="21"/>
-                <w:szCs w:val="21"/>
-              </w:rPr>
-              <w:t>、</w:t>
-            </w:r>
-            <w:r>
-              <w:rPr>
-                <w:snapToGrid w:val="0"/>
-                <w:sz w:val="21"/>
-                <w:szCs w:val="21"/>
-              </w:rPr>
-              <w:t>XX</w:t>
-            </w:r>
-          </w:p>
-          <w:p>
-            <w:pPr>
-              <w:pStyle w:val="TableParagraph"/>
-              <w:kinsoku w:val="0"/>
-              <w:wordWrap w:val="0"/>
-              <w:overflowPunct w:val="0"/>
-              <w:spacing w:line="240" w:lineRule="auto"/>
-              <w:rPr>
-                <w:snapToGrid w:val="0"/>
-                <w:color w:val="2E74B5"/>
-                <w:sz w:val="21"/>
-                <w:szCs w:val="21"/>
-              </w:rPr>
-            </w:pPr>
-            <w:r>
-              <w:rPr>
-                <w:snapToGrid w:val="0"/>
-                <w:color w:val="2E74B5"/>
-                <w:sz w:val="21"/>
-                <w:szCs w:val="21"/>
-              </w:rPr>
-              <w:t>（如果有多套应说明套数）</w:t>
-            </w:r>
-          </w:p>
-        </w:tc>
-        <w:tc>
-          <w:tcPr>
-            <w:tcW w:w="1100" w:type="dxa"/>
-            <w:vAlign w:val="center"/>
-          </w:tcPr>
-          <w:p>
-            <w:pPr>
-              <w:pStyle w:val="TableParagraph"/>
-              <w:kinsoku w:val="0"/>
-              <w:wordWrap w:val="0"/>
-              <w:overflowPunct w:val="0"/>
-              <w:spacing w:line="240" w:lineRule="auto"/>
-              <w:ind w:left="105"/>
-              <w:rPr>
-                <w:snapToGrid w:val="0"/>
-                <w:sz w:val="21"/>
-                <w:szCs w:val="21"/>
-              </w:rPr>
-            </w:pPr>
-          </w:p>
-        </w:tc>
-        <w:tc>
-          <w:tcPr>
-            <w:tcW w:w="1310" w:type="dxa"/>
-            <w:vAlign w:val="center"/>
-          </w:tcPr>
-          <w:p>
-            <w:pPr>
-              <w:pStyle w:val="TableParagraph"/>
-              <w:kinsoku w:val="0"/>
-              <w:wordWrap w:val="0"/>
-              <w:overflowPunct w:val="0"/>
-              <w:spacing w:line="240" w:lineRule="auto"/>
-              <w:ind w:left="105"/>
-              <w:rPr>
-                <w:snapToGrid w:val="0"/>
-                <w:sz w:val="21"/>
-                <w:szCs w:val="21"/>
-              </w:rPr>
-            </w:pPr>
-          </w:p>
-        </w:tc>
-        <w:tc>
-          <w:tcPr>
-            <w:tcW w:w="1134" w:type="dxa"/>
-            <w:vAlign w:val="center"/>
-          </w:tcPr>
-          <w:p>
-            <w:pPr>
-              <w:pStyle w:val="TableParagraph"/>
-              <w:kinsoku w:val="0"/>
-              <w:wordWrap w:val="0"/>
-              <w:overflowPunct w:val="0"/>
-              <w:spacing w:line="240" w:lineRule="auto"/>
-              <w:ind w:left="105"/>
-              <w:rPr>
-                <w:snapToGrid w:val="0"/>
-                <w:sz w:val="21"/>
-                <w:szCs w:val="21"/>
-              </w:rPr>
-            </w:pPr>
-            <w:r>
-              <w:rPr>
-                <w:snapToGrid w:val="0"/>
-                <w:sz w:val="21"/>
-                <w:szCs w:val="21"/>
-              </w:rPr>
-              <w:t>XX</w:t>
-            </w:r>
             <w:r>
               <w:rPr>
                 <w:snapToGrid w:val="0"/>
@@ -2264,622 +2752,11 @@
         </w:tc>
         <w:tc>
           <w:tcPr>
-            <w:tcW w:w="1682" w:type="dxa"/>
-            <w:vAlign w:val="center"/>
-          </w:tcPr>
-          <w:p>
-            <w:pPr>
-              <w:pStyle w:val="TableParagraph"/>
-              <w:kinsoku w:val="0"/>
-              <w:wordWrap w:val="0"/>
-              <w:overflowPunct w:val="0"/>
-              <w:spacing w:line="240" w:lineRule="auto"/>
-              <w:rPr>
-                <w:snapToGrid w:val="0"/>
-                <w:sz w:val="21"/>
-                <w:szCs w:val="21"/>
-              </w:rPr>
-            </w:pPr>
-            <w:r>
-              <w:rPr>
-                <w:snapToGrid w:val="0"/>
-                <w:sz w:val="21"/>
-                <w:szCs w:val="21"/>
-              </w:rPr>
-              <w:t>模拟发送</w:t>
-            </w:r>
-            <w:r>
-              <w:rPr>
-                <w:snapToGrid w:val="0"/>
-                <w:spacing w:val="-46"/>
-                <w:sz w:val="21"/>
-                <w:szCs w:val="21"/>
-              </w:rPr>
-              <w:t xml:space="preserve"> </w:t>
-            </w:r>
-            <w:r>
-              <w:rPr>
-                <w:snapToGrid w:val="0"/>
-                <w:sz w:val="21"/>
-                <w:szCs w:val="21"/>
-              </w:rPr>
-              <w:t>XX</w:t>
-            </w:r>
-            <w:r>
-              <w:rPr>
-                <w:snapToGrid w:val="0"/>
-                <w:sz w:val="21"/>
-                <w:szCs w:val="21"/>
-              </w:rPr>
-              <w:t>接口数据</w:t>
-            </w:r>
-          </w:p>
-        </w:tc>
-      </w:tr>
-      <w:tr>
-        <w:trPr>
-          <w:trHeight w:val="309"/>
-          <w:jc w:val="center"/>
-        </w:trPr>
-        <w:tc>
-          <w:tcPr>
-            <w:tcW w:w="588" w:type="dxa"/>
-            <w:vAlign w:val="center"/>
-          </w:tcPr>
-          <w:p>
-            <w:pPr>
-              <w:numPr>
-                <w:ilvl w:val="0"/>
-                <w:numId w:val="3"/>
-              </w:numPr>
-              <w:tabs>
-                <w:tab w:val="left" w:pos="240"/>
-                <w:tab w:val="left" w:pos="840"/>
-              </w:tabs>
-              <w:wordWrap w:val="0"/>
-              <w:spacing w:line="240" w:lineRule="auto"/>
-              <w:jc w:val="center"/>
-              <w:rPr>
-                <w:bCs/>
-                <w:snapToGrid w:val="0"/>
-                <w:sz w:val="21"/>
-                <w:szCs w:val="21"/>
-              </w:rPr>
-            </w:pPr>
-          </w:p>
-        </w:tc>
-        <w:tc>
-          <w:tcPr>
-            <w:tcW w:w="1253" w:type="dxa"/>
-            <w:vAlign w:val="center"/>
-          </w:tcPr>
-          <w:p>
-            <w:pPr>
-              <w:pStyle w:val="TableParagraph"/>
-              <w:kinsoku w:val="0"/>
-              <w:wordWrap w:val="0"/>
-              <w:overflowPunct w:val="0"/>
-              <w:spacing w:line="240" w:lineRule="auto"/>
-              <w:rPr>
-                <w:snapToGrid w:val="0"/>
-                <w:color w:val="0070C0"/>
-                <w:sz w:val="21"/>
-                <w:szCs w:val="21"/>
-                <w:lang w:val="fr-FR"/>
-              </w:rPr>
-            </w:pPr>
-            <w:r>
-              <w:rPr>
-                <w:snapToGrid w:val="0"/>
-                <w:color w:val="0070C0"/>
-                <w:sz w:val="21"/>
-                <w:szCs w:val="21"/>
-              </w:rPr>
-              <w:t>示波器</w:t>
-            </w:r>
-          </w:p>
-        </w:tc>
-        <w:tc>
-          <w:tcPr>
-            <w:tcW w:w="1985" w:type="dxa"/>
-            <w:vAlign w:val="center"/>
-          </w:tcPr>
-          <w:p>
-            <w:pPr>
-              <w:pStyle w:val="TableParagraph"/>
-              <w:kinsoku w:val="0"/>
-              <w:wordWrap w:val="0"/>
-              <w:overflowPunct w:val="0"/>
-              <w:spacing w:line="240" w:lineRule="auto"/>
-              <w:rPr>
-                <w:snapToGrid w:val="0"/>
-                <w:sz w:val="21"/>
-                <w:szCs w:val="21"/>
-              </w:rPr>
-            </w:pPr>
-            <w:r>
-              <w:rPr>
-                <w:snapToGrid w:val="0"/>
-                <w:sz w:val="21"/>
-                <w:szCs w:val="21"/>
-              </w:rPr>
-              <w:t>设备型号：</w:t>
-            </w:r>
-            <w:r>
-              <w:rPr>
-                <w:snapToGrid w:val="0"/>
-                <w:sz w:val="21"/>
-                <w:szCs w:val="21"/>
-              </w:rPr>
-              <w:t>XX</w:t>
-            </w:r>
-          </w:p>
-          <w:p>
-            <w:pPr>
-              <w:pStyle w:val="TableParagraph"/>
-              <w:kinsoku w:val="0"/>
-              <w:wordWrap w:val="0"/>
-              <w:overflowPunct w:val="0"/>
-              <w:spacing w:line="240" w:lineRule="auto"/>
-              <w:rPr>
-                <w:snapToGrid w:val="0"/>
-                <w:sz w:val="21"/>
-                <w:szCs w:val="21"/>
-              </w:rPr>
-            </w:pPr>
-            <w:r>
-              <w:rPr>
-                <w:snapToGrid w:val="0"/>
-                <w:sz w:val="21"/>
-                <w:szCs w:val="21"/>
-              </w:rPr>
-              <w:t>设备配置：</w:t>
-            </w:r>
-            <w:r>
-              <w:rPr>
-                <w:snapToGrid w:val="0"/>
-                <w:sz w:val="21"/>
-                <w:szCs w:val="21"/>
-              </w:rPr>
-              <w:t>XX</w:t>
-            </w:r>
-          </w:p>
-          <w:p>
-            <w:pPr>
-              <w:pStyle w:val="TableParagraph"/>
-              <w:kinsoku w:val="0"/>
-              <w:wordWrap w:val="0"/>
-              <w:overflowPunct w:val="0"/>
-              <w:spacing w:line="240" w:lineRule="auto"/>
-              <w:rPr>
-                <w:snapToGrid w:val="0"/>
-                <w:sz w:val="21"/>
-                <w:szCs w:val="21"/>
-              </w:rPr>
-            </w:pPr>
-            <w:r>
-              <w:rPr>
-                <w:snapToGrid w:val="0"/>
-                <w:color w:val="2E74B5"/>
-                <w:sz w:val="21"/>
-                <w:szCs w:val="21"/>
-              </w:rPr>
-              <w:t>（如果有多套应说明套数</w:t>
-            </w:r>
-            <w:r>
-              <w:rPr>
-                <w:snapToGrid w:val="0"/>
-                <w:sz w:val="21"/>
-                <w:szCs w:val="21"/>
-              </w:rPr>
-              <w:t>）</w:t>
-            </w:r>
-          </w:p>
-        </w:tc>
-        <w:tc>
-          <w:tcPr>
-            <w:tcW w:w="1100" w:type="dxa"/>
-            <w:vAlign w:val="center"/>
-          </w:tcPr>
-          <w:p>
-            <w:pPr>
-              <w:pStyle w:val="TableParagraph"/>
-              <w:kinsoku w:val="0"/>
-              <w:wordWrap w:val="0"/>
-              <w:overflowPunct w:val="0"/>
-              <w:spacing w:line="240" w:lineRule="auto"/>
-              <w:ind w:left="105"/>
-              <w:rPr>
-                <w:snapToGrid w:val="0"/>
-                <w:sz w:val="21"/>
-                <w:szCs w:val="21"/>
-              </w:rPr>
-            </w:pPr>
-          </w:p>
-        </w:tc>
-        <w:tc>
-          <w:tcPr>
-            <w:tcW w:w="1310" w:type="dxa"/>
-            <w:vAlign w:val="center"/>
-          </w:tcPr>
-          <w:p>
-            <w:pPr>
-              <w:pStyle w:val="TableParagraph"/>
-              <w:kinsoku w:val="0"/>
-              <w:wordWrap w:val="0"/>
-              <w:overflowPunct w:val="0"/>
-              <w:spacing w:line="240" w:lineRule="auto"/>
-              <w:ind w:left="105"/>
-              <w:rPr>
-                <w:snapToGrid w:val="0"/>
-                <w:sz w:val="21"/>
-                <w:szCs w:val="21"/>
-              </w:rPr>
-            </w:pPr>
-          </w:p>
-        </w:tc>
-        <w:tc>
-          <w:tcPr>
-            <w:tcW w:w="1134" w:type="dxa"/>
-            <w:vAlign w:val="center"/>
-          </w:tcPr>
-          <w:p>
-            <w:pPr>
-              <w:pStyle w:val="TableParagraph"/>
-              <w:kinsoku w:val="0"/>
-              <w:wordWrap w:val="0"/>
-              <w:overflowPunct w:val="0"/>
-              <w:spacing w:line="240" w:lineRule="auto"/>
-              <w:ind w:left="105"/>
-              <w:rPr>
-                <w:snapToGrid w:val="0"/>
-                <w:sz w:val="21"/>
-                <w:szCs w:val="21"/>
-              </w:rPr>
-            </w:pPr>
-            <w:r>
-              <w:rPr>
-                <w:snapToGrid w:val="0"/>
-                <w:sz w:val="21"/>
-                <w:szCs w:val="21"/>
-              </w:rPr>
-              <w:t>XX</w:t>
-            </w:r>
-            <w:r>
-              <w:rPr>
-                <w:snapToGrid w:val="0"/>
-                <w:sz w:val="21"/>
-                <w:szCs w:val="21"/>
-              </w:rPr>
-              <w:t>单位</w:t>
-            </w:r>
-          </w:p>
-        </w:tc>
-        <w:tc>
-          <w:tcPr>
-            <w:tcW w:w="1682" w:type="dxa"/>
-            <w:vAlign w:val="center"/>
-          </w:tcPr>
-          <w:p>
-            <w:pPr>
-              <w:pStyle w:val="TableParagraph"/>
-              <w:kinsoku w:val="0"/>
-              <w:wordWrap w:val="0"/>
-              <w:overflowPunct w:val="0"/>
-              <w:spacing w:line="240" w:lineRule="auto"/>
-              <w:rPr>
-                <w:snapToGrid w:val="0"/>
-                <w:sz w:val="21"/>
-                <w:szCs w:val="21"/>
-              </w:rPr>
-            </w:pPr>
-            <w:r>
-              <w:rPr>
-                <w:snapToGrid w:val="0"/>
-                <w:sz w:val="21"/>
-                <w:szCs w:val="21"/>
-              </w:rPr>
-              <w:t>测量定时器采样周期</w:t>
-            </w:r>
-          </w:p>
-        </w:tc>
-      </w:tr>
-      <w:tr>
-        <w:trPr>
-          <w:trHeight w:val="309"/>
-          <w:jc w:val="center"/>
-        </w:trPr>
-        <w:tc>
-          <w:tcPr>
-            <w:tcW w:w="588" w:type="dxa"/>
-            <w:vAlign w:val="center"/>
-          </w:tcPr>
-          <w:p>
-            <w:pPr>
-              <w:numPr>
-                <w:ilvl w:val="0"/>
-                <w:numId w:val="3"/>
-              </w:numPr>
-              <w:tabs>
-                <w:tab w:val="left" w:pos="240"/>
-                <w:tab w:val="left" w:pos="840"/>
-              </w:tabs>
-              <w:wordWrap w:val="0"/>
-              <w:spacing w:line="240" w:lineRule="auto"/>
-              <w:jc w:val="center"/>
-              <w:rPr>
-                <w:bCs/>
-                <w:snapToGrid w:val="0"/>
-                <w:sz w:val="21"/>
-                <w:szCs w:val="21"/>
-              </w:rPr>
-            </w:pPr>
-          </w:p>
-        </w:tc>
-        <w:tc>
-          <w:tcPr>
-            <w:tcW w:w="1253" w:type="dxa"/>
-            <w:vAlign w:val="center"/>
-          </w:tcPr>
-          <w:p>
-            <w:pPr>
-              <w:pStyle w:val="TableParagraph"/>
-              <w:kinsoku w:val="0"/>
-              <w:wordWrap w:val="0"/>
-              <w:overflowPunct w:val="0"/>
-              <w:spacing w:line="240" w:lineRule="auto"/>
-              <w:rPr>
-                <w:snapToGrid w:val="0"/>
-                <w:color w:val="0070C0"/>
-                <w:sz w:val="21"/>
-                <w:szCs w:val="21"/>
-                <w:lang w:val="fr-FR"/>
-              </w:rPr>
-            </w:pPr>
-            <w:r>
-              <w:rPr>
-                <w:snapToGrid w:val="0"/>
-                <w:color w:val="0070C0"/>
-                <w:sz w:val="21"/>
-                <w:szCs w:val="21"/>
-              </w:rPr>
-              <w:t>工控机</w:t>
-            </w:r>
-          </w:p>
-        </w:tc>
-        <w:tc>
-          <w:tcPr>
-            <w:tcW w:w="1985" w:type="dxa"/>
-            <w:vAlign w:val="center"/>
-          </w:tcPr>
-          <w:p>
-            <w:pPr>
-              <w:pStyle w:val="TableParagraph"/>
-              <w:kinsoku w:val="0"/>
-              <w:wordWrap w:val="0"/>
-              <w:overflowPunct w:val="0"/>
-              <w:spacing w:line="240" w:lineRule="auto"/>
-              <w:rPr>
-                <w:snapToGrid w:val="0"/>
-                <w:sz w:val="21"/>
-                <w:szCs w:val="21"/>
-              </w:rPr>
-            </w:pPr>
-            <w:r>
-              <w:rPr>
-                <w:snapToGrid w:val="0"/>
-                <w:sz w:val="21"/>
-                <w:szCs w:val="21"/>
-              </w:rPr>
-              <w:t>设备型号：</w:t>
-            </w:r>
-            <w:r>
-              <w:rPr>
-                <w:snapToGrid w:val="0"/>
-                <w:sz w:val="21"/>
-                <w:szCs w:val="21"/>
-              </w:rPr>
-              <w:t>XX</w:t>
-            </w:r>
-          </w:p>
-          <w:p>
-            <w:pPr>
-              <w:pStyle w:val="TableParagraph"/>
-              <w:kinsoku w:val="0"/>
-              <w:wordWrap w:val="0"/>
-              <w:overflowPunct w:val="0"/>
-              <w:spacing w:line="240" w:lineRule="auto"/>
-              <w:rPr>
-                <w:snapToGrid w:val="0"/>
-                <w:sz w:val="21"/>
-                <w:szCs w:val="21"/>
-              </w:rPr>
-            </w:pPr>
-            <w:r>
-              <w:rPr>
-                <w:snapToGrid w:val="0"/>
-                <w:sz w:val="21"/>
-                <w:szCs w:val="21"/>
-              </w:rPr>
-              <w:t>设备配置：</w:t>
-            </w:r>
-            <w:r>
-              <w:rPr>
-                <w:snapToGrid w:val="0"/>
-                <w:sz w:val="21"/>
-                <w:szCs w:val="21"/>
-              </w:rPr>
-              <w:t>XX</w:t>
-            </w:r>
-          </w:p>
-          <w:p>
-            <w:pPr>
-              <w:pStyle w:val="TableParagraph"/>
-              <w:kinsoku w:val="0"/>
-              <w:wordWrap w:val="0"/>
-              <w:overflowPunct w:val="0"/>
-              <w:spacing w:line="240" w:lineRule="auto"/>
-              <w:rPr>
-                <w:snapToGrid w:val="0"/>
-                <w:sz w:val="21"/>
-                <w:szCs w:val="21"/>
-              </w:rPr>
-            </w:pPr>
-            <w:r>
-              <w:rPr>
-                <w:snapToGrid w:val="0"/>
-                <w:sz w:val="21"/>
-                <w:szCs w:val="21"/>
-              </w:rPr>
-              <w:t>运行软件：</w:t>
-            </w:r>
-            <w:r>
-              <w:rPr>
-                <w:snapToGrid w:val="0"/>
-                <w:sz w:val="21"/>
-                <w:szCs w:val="21"/>
-              </w:rPr>
-              <w:t>XX</w:t>
-            </w:r>
-            <w:r>
-              <w:rPr>
-                <w:snapToGrid w:val="0"/>
-                <w:sz w:val="21"/>
-                <w:szCs w:val="21"/>
-              </w:rPr>
-              <w:t>、</w:t>
-            </w:r>
-            <w:r>
-              <w:rPr>
-                <w:snapToGrid w:val="0"/>
-                <w:sz w:val="21"/>
-                <w:szCs w:val="21"/>
-              </w:rPr>
-              <w:t>XX</w:t>
-            </w:r>
-          </w:p>
-          <w:p>
-            <w:pPr>
-              <w:pStyle w:val="TableParagraph"/>
-              <w:kinsoku w:val="0"/>
-              <w:wordWrap w:val="0"/>
-              <w:overflowPunct w:val="0"/>
-              <w:spacing w:line="240" w:lineRule="auto"/>
-              <w:rPr>
-                <w:snapToGrid w:val="0"/>
-                <w:sz w:val="21"/>
-                <w:szCs w:val="21"/>
-              </w:rPr>
-            </w:pPr>
-            <w:r>
-              <w:rPr>
-                <w:snapToGrid w:val="0"/>
-                <w:color w:val="2E74B5"/>
-                <w:sz w:val="21"/>
-                <w:szCs w:val="21"/>
-              </w:rPr>
-              <w:t>（如果有多套应说明套数</w:t>
-            </w:r>
-            <w:r>
-              <w:rPr>
-                <w:snapToGrid w:val="0"/>
-                <w:sz w:val="21"/>
-                <w:szCs w:val="21"/>
-              </w:rPr>
-              <w:t>）</w:t>
-            </w:r>
-          </w:p>
-        </w:tc>
-        <w:tc>
-          <w:tcPr>
-            <w:tcW w:w="1100" w:type="dxa"/>
-            <w:vAlign w:val="center"/>
-          </w:tcPr>
-          <w:p>
-            <w:pPr>
-              <w:pStyle w:val="TableParagraph"/>
-              <w:kinsoku w:val="0"/>
-              <w:wordWrap w:val="0"/>
-              <w:overflowPunct w:val="0"/>
-              <w:spacing w:line="240" w:lineRule="auto"/>
-              <w:ind w:left="105"/>
-              <w:rPr>
-                <w:snapToGrid w:val="0"/>
-                <w:sz w:val="21"/>
-                <w:szCs w:val="21"/>
-              </w:rPr>
-            </w:pPr>
-          </w:p>
-        </w:tc>
-        <w:tc>
-          <w:tcPr>
-            <w:tcW w:w="1310" w:type="dxa"/>
-            <w:vAlign w:val="center"/>
-          </w:tcPr>
-          <w:p>
-            <w:pPr>
-              <w:pStyle w:val="TableParagraph"/>
-              <w:kinsoku w:val="0"/>
-              <w:wordWrap w:val="0"/>
-              <w:overflowPunct w:val="0"/>
-              <w:spacing w:line="240" w:lineRule="auto"/>
-              <w:ind w:left="105"/>
-              <w:rPr>
-                <w:snapToGrid w:val="0"/>
-                <w:sz w:val="21"/>
-                <w:szCs w:val="21"/>
-              </w:rPr>
-            </w:pPr>
-          </w:p>
-        </w:tc>
-        <w:tc>
-          <w:tcPr>
-            <w:tcW w:w="1134" w:type="dxa"/>
-            <w:vAlign w:val="center"/>
-          </w:tcPr>
-          <w:p>
-            <w:pPr>
-              <w:pStyle w:val="TableParagraph"/>
-              <w:kinsoku w:val="0"/>
-              <w:wordWrap w:val="0"/>
-              <w:overflowPunct w:val="0"/>
-              <w:spacing w:line="240" w:lineRule="auto"/>
-              <w:ind w:left="105"/>
-              <w:rPr>
-                <w:snapToGrid w:val="0"/>
-                <w:sz w:val="21"/>
-                <w:szCs w:val="21"/>
-              </w:rPr>
-            </w:pPr>
-            <w:r>
-              <w:rPr>
-                <w:snapToGrid w:val="0"/>
-                <w:sz w:val="21"/>
-                <w:szCs w:val="21"/>
-              </w:rPr>
-              <w:t>XX</w:t>
-            </w:r>
-            <w:r>
-              <w:rPr>
-                <w:snapToGrid w:val="0"/>
-                <w:sz w:val="21"/>
-                <w:szCs w:val="21"/>
-              </w:rPr>
-              <w:t>单位</w:t>
-            </w:r>
-          </w:p>
-        </w:tc>
-        <w:tc>
-          <w:tcPr>
-            <w:tcW w:w="1682" w:type="dxa"/>
-            <w:vAlign w:val="center"/>
-          </w:tcPr>
-          <w:p>
-            <w:pPr>
-              <w:pStyle w:val="TableParagraph"/>
-              <w:kinsoku w:val="0"/>
-              <w:wordWrap w:val="0"/>
-              <w:overflowPunct w:val="0"/>
+            <w:tcW w:w="770" w:type="pct"/>
+            <w:vAlign w:val="center"/>
+          </w:tcPr>
+          <w:p>
+            <w:pPr>
               <w:spacing w:line="240" w:lineRule="auto"/>
               <w:rPr>
                 <w:snapToGrid w:val="0"/>
@@ -2941,6 +2818,16 @@
         </w:tc>
       </w:tr>
     </w:tbl>
+    <w:p>
+      <w:pPr>
+        <w:pStyle w:val="af"/>
+        <w:wordWrap w:val="0"/>
+        <w:ind w:firstLineChars="0" w:firstLine="0"/>
+        <w:rPr>
+          <w:szCs w:val="24"/>
+        </w:rPr>
+      </w:pPr>
+    </w:p>
     <w:p>
       <w:pPr>
         <w:pStyle w:val="a7"/>
@@ -3025,6 +2912,95 @@
 <file path=word/numbering.xml><?xml version="1.0" encoding="utf-8"?>
 <w:numbering xmlns:wpc="http://schemas.microsoft.com/office/word/2010/wordprocessingCanvas" xmlns:cx="http://schemas.microsoft.com/office/drawing/2014/chartex" xmlns:cx1="http://schemas.microsoft.com/office/drawing/2015/9/8/chartex" xmlns:cx2="http://schemas.microsoft.com/office/drawing/2015/10/21/chartex" xmlns:cx3="http://schemas.microsoft.com/office/drawing/2016/5/9/chartex" xmlns:cx4="http://schemas.microsoft.com/office/drawing/2016/5/10/chartex" xmlns:cx5="http://schemas.microsoft.com/office/drawing/2016/5/11/chartex" xmlns:cx6="http://schemas.microsoft.com/office/drawing/2016/5/12/chartex" xmlns:cx7="http://schemas.microsoft.com/office/drawing/2016/5/13/chartex" xmlns:cx8="http://schemas.microsoft.com/office/drawing/2016/5/14/chartex" xmlns:mc="http://schemas.openxmlformats.org/markup-compatibility/2006" xmlns:aink="http://schemas.microsoft.com/office/drawing/2016/ink" xmlns:am3d="http://schemas.microsoft.com/office/drawing/2017/model3d" xmlns:o="urn:schemas-microsoft-com:office:office" xmlns:oel="http://schemas.microsoft.com/office/2019/extlst" xmlns:r="http://schemas.openxmlformats.org/officeDocument/2006/relationships" xmlns:m="http://schemas.openxmlformats.org/officeDocument/2006/math" xmlns:v="urn:schemas-microsoft-com:vml" xmlns:wp14="http://schemas.microsoft.com/office/word/2010/wordprocessingDrawing" xmlns:wp="http://schemas.openxmlformats.org/drawingml/2006/wordprocessingDrawing" xmlns:w10="urn:schemas-microsoft-com:office:word" xmlns:w="http://schemas.openxmlformats.org/wordprocessingml/2006/main" xmlns:w14="http://schemas.microsoft.com/office/word/2010/wordml" xmlns:w15="http://schemas.microsoft.com/office/word/2012/wordml" xmlns:w16cex="http://schemas.microsoft.com/office/word/2018/wordml/cex" xmlns:w16cid="http://schemas.microsoft.com/office/word/2016/wordml/cid" xmlns:w16="http://schemas.microsoft.com/office/word/2018/wordml" xmlns:w16du="http://schemas.microsoft.com/office/word/2023/wordml/word16du" xmlns:w16sdtdh="http://schemas.microsoft.com/office/word/2020/wordml/sdtdatahash" xmlns:w16sdtfl="http://schemas.microsoft.com/office/word/2024/wordml/sdtformatlock" xmlns:w16se="http://schemas.microsoft.com/office/word/2015/wordml/symex" xmlns:wpg="http://schemas.microsoft.com/office/word/2010/wordprocessingGroup" xmlns:wpi="http://schemas.microsoft.com/office/word/2010/wordprocessingInk" xmlns:wne="http://schemas.microsoft.com/office/word/2006/wordml" xmlns:wps="http://schemas.microsoft.com/office/word/2010/wordprocessingShape" mc:Ignorable="w14 w15 w16se w16cid w16 w16cex w16sdtdh w16sdtfl w16du wp14">
   <w:abstractNum w:abstractNumId="0" w15:restartNumberingAfterBreak="0">
+    <w:nsid w:val="066C1207"/>
+    <w:multiLevelType w:val="hybridMultilevel"/>
+    <w:tmpl w:val="B7B675F8"/>
+    <w:lvl w:ilvl="0" w:tplc="7E96E0D0">
+      <w:start w:val="1"/>
+      <w:numFmt w:val="decimal"/>
+      <w:lvlText w:val="%1"/>
+      <w:lvlJc w:val="left"/>
+      <w:pPr>
+        <w:ind w:left="440" w:hanging="440"/>
+      </w:pPr>
+      <w:rPr>
+        <w:rFonts w:hint="eastAsia"/>
+      </w:rPr>
+    </w:lvl>
+    <w:lvl w:ilvl="1" w:tplc="04090019" w:tentative="1">
+      <w:start w:val="1"/>
+      <w:numFmt w:val="lowerLetter"/>
+      <w:lvlText w:val="%2)"/>
+      <w:lvlJc w:val="left"/>
+      <w:pPr>
+        <w:ind w:left="880" w:hanging="440"/>
+      </w:pPr>
+    </w:lvl>
+    <w:lvl w:ilvl="2" w:tplc="0409001B" w:tentative="1">
+      <w:start w:val="1"/>
+      <w:numFmt w:val="lowerRoman"/>
+      <w:lvlText w:val="%3."/>
+      <w:lvlJc w:val="right"/>
+      <w:pPr>
+        <w:ind w:left="1320" w:hanging="440"/>
+      </w:pPr>
+    </w:lvl>
+    <w:lvl w:ilvl="3" w:tplc="0409000F" w:tentative="1">
+      <w:start w:val="1"/>
+      <w:numFmt w:val="decimal"/>
+      <w:lvlText w:val="%4."/>
+      <w:lvlJc w:val="left"/>
+      <w:pPr>
+        <w:ind w:left="1760" w:hanging="440"/>
+      </w:pPr>
+    </w:lvl>
+    <w:lvl w:ilvl="4" w:tplc="04090019" w:tentative="1">
+      <w:start w:val="1"/>
+      <w:numFmt w:val="lowerLetter"/>
+      <w:lvlText w:val="%5)"/>
+      <w:lvlJc w:val="left"/>
+      <w:pPr>
+        <w:ind w:left="2200" w:hanging="440"/>
+      </w:pPr>
+    </w:lvl>
+    <w:lvl w:ilvl="5" w:tplc="0409001B" w:tentative="1">
+      <w:start w:val="1"/>
+      <w:numFmt w:val="lowerRoman"/>
+      <w:lvlText w:val="%6."/>
+      <w:lvlJc w:val="right"/>
+      <w:pPr>
+        <w:ind w:left="2640" w:hanging="440"/>
+      </w:pPr>
+    </w:lvl>
+    <w:lvl w:ilvl="6" w:tplc="0409000F" w:tentative="1">
+      <w:start w:val="1"/>
+      <w:numFmt w:val="decimal"/>
+      <w:lvlText w:val="%7."/>
+      <w:lvlJc w:val="left"/>
+      <w:pPr>
+        <w:ind w:left="3080" w:hanging="440"/>
+      </w:pPr>
+    </w:lvl>
+    <w:lvl w:ilvl="7" w:tplc="04090019" w:tentative="1">
+      <w:start w:val="1"/>
+      <w:numFmt w:val="lowerLetter"/>
+      <w:lvlText w:val="%8)"/>
+      <w:lvlJc w:val="left"/>
+      <w:pPr>
+        <w:ind w:left="3520" w:hanging="440"/>
+      </w:pPr>
+    </w:lvl>
+    <w:lvl w:ilvl="8" w:tplc="0409001B" w:tentative="1">
+      <w:start w:val="1"/>
+      <w:numFmt w:val="lowerRoman"/>
+      <w:lvlText w:val="%9."/>
+      <w:lvlJc w:val="right"/>
+      <w:pPr>
+        <w:ind w:left="3960" w:hanging="440"/>
+      </w:pPr>
+    </w:lvl>
+  </w:abstractNum>
+  <w:abstractNum w:abstractNumId="1" w15:restartNumberingAfterBreak="0">
     <w:nsid w:val="0A5920EB"/>
     <w:multiLevelType w:val="hybridMultilevel"/>
     <w:tmpl w:val="1794D0CC"/>
@@ -3114,7 +3090,7 @@
       </w:pPr>
     </w:lvl>
   </w:abstractNum>
-  <w:abstractNum w:abstractNumId="1" w15:restartNumberingAfterBreak="0">
+  <w:abstractNum w:abstractNumId="2" w15:restartNumberingAfterBreak="0">
     <w:nsid w:val="21161263"/>
     <w:multiLevelType w:val="multilevel"/>
     <w:tmpl w:val="743A38A2"/>
@@ -3256,7 +3232,7 @@
       </w:rPr>
     </w:lvl>
   </w:abstractNum>
-  <w:abstractNum w:abstractNumId="2" w15:restartNumberingAfterBreak="0">
+  <w:abstractNum w:abstractNumId="3" w15:restartNumberingAfterBreak="0">
     <w:nsid w:val="3F695BEA"/>
     <w:multiLevelType w:val="multilevel"/>
     <w:tmpl w:val="BE5C533C"/>
@@ -3398,14 +3374,111 @@
       </w:rPr>
     </w:lvl>
   </w:abstractNum>
+  <w:abstractNum w:abstractNumId="4" w15:restartNumberingAfterBreak="0">
+    <w:nsid w:val="54FF01DD"/>
+    <w:multiLevelType w:val="hybridMultilevel"/>
+    <w:tmpl w:val="A948C6CA"/>
+    <w:lvl w:ilvl="0" w:tplc="82A8E712">
+      <w:start w:val="1"/>
+      <w:numFmt w:val="decimal"/>
+      <w:suff w:val="nothing"/>
+      <w:lvlText w:val="%1"/>
+      <w:lvlJc w:val="left"/>
+      <w:pPr>
+        <w:ind w:left="0" w:firstLine="0"/>
+      </w:pPr>
+      <w:rPr>
+        <w:rFonts w:eastAsia="黑体" w:hint="eastAsia"/>
+        <w:sz w:val="21"/>
+      </w:rPr>
+    </w:lvl>
+    <w:lvl w:ilvl="1" w:tplc="04090019" w:tentative="1">
+      <w:start w:val="1"/>
+      <w:numFmt w:val="lowerLetter"/>
+      <w:lvlText w:val="%2)"/>
+      <w:lvlJc w:val="left"/>
+      <w:pPr>
+        <w:ind w:left="840" w:hanging="420"/>
+      </w:pPr>
+    </w:lvl>
+    <w:lvl w:ilvl="2" w:tplc="0409001B" w:tentative="1">
+      <w:start w:val="1"/>
+      <w:numFmt w:val="lowerRoman"/>
+      <w:lvlText w:val="%3."/>
+      <w:lvlJc w:val="right"/>
+      <w:pPr>
+        <w:ind w:left="1260" w:hanging="420"/>
+      </w:pPr>
+    </w:lvl>
+    <w:lvl w:ilvl="3" w:tplc="0409000F" w:tentative="1">
+      <w:start w:val="1"/>
+      <w:numFmt w:val="decimal"/>
+      <w:lvlText w:val="%4."/>
+      <w:lvlJc w:val="left"/>
+      <w:pPr>
+        <w:ind w:left="1680" w:hanging="420"/>
+      </w:pPr>
+    </w:lvl>
+    <w:lvl w:ilvl="4" w:tplc="04090019" w:tentative="1">
+      <w:start w:val="1"/>
+      <w:numFmt w:val="lowerLetter"/>
+      <w:lvlText w:val="%5)"/>
+      <w:lvlJc w:val="left"/>
+      <w:pPr>
+        <w:ind w:left="2100" w:hanging="420"/>
+      </w:pPr>
+    </w:lvl>
+    <w:lvl w:ilvl="5" w:tplc="0409001B" w:tentative="1">
+      <w:start w:val="1"/>
+      <w:numFmt w:val="lowerRoman"/>
+      <w:lvlText w:val="%6."/>
+      <w:lvlJc w:val="right"/>
+      <w:pPr>
+        <w:ind w:left="2520" w:hanging="420"/>
+      </w:pPr>
+    </w:lvl>
+    <w:lvl w:ilvl="6" w:tplc="0409000F" w:tentative="1">
+      <w:start w:val="1"/>
+      <w:numFmt w:val="decimal"/>
+      <w:lvlText w:val="%7."/>
+      <w:lvlJc w:val="left"/>
+      <w:pPr>
+        <w:ind w:left="2940" w:hanging="420"/>
+      </w:pPr>
+    </w:lvl>
+    <w:lvl w:ilvl="7" w:tplc="04090019" w:tentative="1">
+      <w:start w:val="1"/>
+      <w:numFmt w:val="lowerLetter"/>
+      <w:lvlText w:val="%8)"/>
+      <w:lvlJc w:val="left"/>
+      <w:pPr>
+        <w:ind w:left="3360" w:hanging="420"/>
+      </w:pPr>
+    </w:lvl>
+    <w:lvl w:ilvl="8" w:tplc="0409001B" w:tentative="1">
+      <w:start w:val="1"/>
+      <w:numFmt w:val="lowerRoman"/>
+      <w:lvlText w:val="%9."/>
+      <w:lvlJc w:val="right"/>
+      <w:pPr>
+        <w:ind w:left="3780" w:hanging="420"/>
+      </w:pPr>
+    </w:lvl>
+  </w:abstractNum>
   <w:num w:numId="1" w16cid:durableId="613633601">
+    <w:abstractNumId w:val="2"/>
+  </w:num>
+  <w:num w:numId="2" w16cid:durableId="414134291">
     <w:abstractNumId w:val="1"/>
   </w:num>
-  <w:num w:numId="2" w16cid:durableId="414134291">
+  <w:num w:numId="3" w16cid:durableId="2082867217">
+    <w:abstractNumId w:val="3"/>
+  </w:num>
+  <w:num w:numId="4" w16cid:durableId="1903179042">
+    <w:abstractNumId w:val="4"/>
+  </w:num>
+  <w:num w:numId="5" w16cid:durableId="124274192">
     <w:abstractNumId w:val="0"/>
-  </w:num>
-  <w:num w:numId="3" w16cid:durableId="2082867217">
-    <w:abstractNumId w:val="2"/>
   </w:num>
 </w:numbering>
 </file>
@@ -4050,6 +4123,33 @@
       <w14:ligatures w14:val="none"/>
     </w:rPr>
   </w:style>
+  <w:style w:type="paragraph" w:customStyle="1" w:styleId="RC">
+    <w:name w:val="RC正文"/>
+    <w:basedOn w:val="a"/>
+    <w:link w:val="RCChar"/>
+    <w:rsid w:val="0094319C"/>
+    <w:pPr>
+      <w:spacing w:line="360" w:lineRule="auto"/>
+      <w:ind w:firstLineChars="200" w:firstLine="480"/>
+    </w:pPr>
+    <w:rPr>
+      <w:rFonts w:eastAsiaTheme="minorEastAsia" w:cstheme="minorBidi"/>
+      <w:sz w:val="24"/>
+      <w:szCs w:val="22"/>
+    </w:rPr>
+  </w:style>
+  <w:style w:type="character" w:customStyle="1" w:styleId="RCChar">
+    <w:name w:val="RC正文 Char"/>
+    <w:basedOn w:val="a0"/>
+    <w:link w:val="RC"/>
+    <w:qFormat/>
+    <w:rsid w:val="0094319C"/>
+    <w:rPr>
+      <w:rFonts w:ascii="Times New Roman" w:hAnsi="Times New Roman"/>
+      <w:sz w:val="24"/>
+      <w14:ligatures w14:val="none"/>
+    </w:rPr>
+  </w:style>
 </w:styles>
 </file>
 
